--- a/DOC/fenix-livro-das-regras.docx
+++ b/DOC/fenix-livro-das-regras.docx
@@ -29,7 +29,7 @@
           <w:sz w:val="24"/>
           <w:szCs w:val="24"/>
         </w:rPr>
-        <w:t>Padrões de desenvolvimento (v3.2)</w:t>
+        <w:t>Padrões de desenvolvimento (v3.3)</w:t>
       </w:r>
     </w:p>
     <w:p>
@@ -91,7 +91,7 @@
           <w:sz w:val="22"/>
           <w:szCs w:val="22"/>
         </w:rPr>
-        <w:t xml:space="preserve">Fênix Core centralizado: todo app carrega o core de https://fenicris-dev.github.io/Fenix_Core/fenix-core.js. O core é um módulo ES (usa import/export) e exporta </w:t>
+        <w:t xml:space="preserve">Fênix Core centralizado: todo app carrega o core de https://fenicris-dev.github.io/Fenix-Core/fenix-core.js. O core é um módulo ES (usa import/export) e exporta </w:t>
       </w:r>
       <w:r>
         <w:rPr>
@@ -125,7 +125,7 @@
           <w:sz w:val="22"/>
           <w:szCs w:val="22"/>
         </w:rPr>
-        <w:t xml:space="preserve"> uma vez, no carregamento, com o mesmo identificador do nome do arquivo (regra 10). O banco de dados vem pré-configurado em todo app, mas desligado: o app nasce local-first (localStorage) e só liga a sincronização com o Firestore quando eu der o sinal de ativar, mudando a chave const FENIX_BANCO_ATIVO = false; para true. Enquanto estiver desligada, não leia nem grave no Firestore. Todo app nasce pronto para usar o banco de dados do Fênix Core: com o core carregado, o FenixCore.init feito e as leituras e gravações já escritas atrás dessa chave, de modo que ativar o banco seja só trocar a chave para true, sem refazer o app. O endereço antigo (https://fenicris-dev.github.io/Fenix-Core/fenix-core.js, com hífen) não vale mais: ao mexer em um app, troque pelo endereço atual (Fenix_Core, com sublinhado).</w:t>
+        <w:t xml:space="preserve"> uma vez, no carregamento, com o mesmo identificador do nome do arquivo (regra 10). O banco de dados vem pré-configurado em todo app, mas desligado: o app nasce local-first (localStorage) e só liga a sincronização com o Firestore quando eu der o sinal de ativar, mudando a chave const FENIX_BANCO_ATIVO = false; para true. Enquanto estiver desligada, não leia nem grave no Firestore. Todo app nasce pronto para usar o banco de dados do Fênix Core: com o core carregado, o FenixCore.init feito e as leituras e gravações já escritas atrás dessa chave, de modo que ativar o banco seja só trocar a chave para true, sem refazer o app. O endereço com sublinhado (https://fenicris-dev.github.io/Fenix_Core/), que apareceu na v3.2, não existe: o nome certo do repositório é Fenix-Core, com hífen.</w:t>
       </w:r>
     </w:p>
     <w:p>
@@ -265,7 +265,7 @@
           <w:sz w:val="16"/>
           <w:szCs w:val="16"/>
         </w:rPr>
-        <w:t xml:space="preserve">  var URL_CORE = 'https://fenicris-dev.github.io/Fenix_Core/fenix-core.js';</w:t>
+        <w:t xml:space="preserve">  var URL_CORE = 'https://fenicris-dev.github.io/Fenix-Core/fenix-core.js';</w:t>
       </w:r>
     </w:p>
     <w:p>
@@ -1197,7 +1197,7 @@
           <w:szCs w:val="22"/>
           <w:shd w:fill="EEF1FA" w:val="clear"/>
         </w:rPr>
-        <w:t>fenix-core-v3.2.js</w:t>
+        <w:t>fenix-core-v3.3.js</w:t>
       </w:r>
       <w:r>
         <w:rPr>
@@ -1231,7 +1231,7 @@
           <w:szCs w:val="22"/>
           <w:shd w:fill="EEF1FA" w:val="clear"/>
         </w:rPr>
-        <w:t>fenix-termos-de-uso-v3.2.html</w:t>
+        <w:t>fenix-termos-de-uso-v3.3.html</w:t>
       </w:r>
       <w:r>
         <w:rPr>
@@ -1248,7 +1248,7 @@
           <w:szCs w:val="22"/>
           <w:shd w:fill="EEF1FA" w:val="clear"/>
         </w:rPr>
-        <w:t>fenix-livro-das-regras-v3.2.docx</w:t>
+        <w:t>fenix-livro-das-regras-v3.3.docx</w:t>
       </w:r>
       <w:r>
         <w:rPr>
@@ -2034,16 +2034,33 @@
           <w:sz w:val="22"/>
           <w:szCs w:val="22"/>
         </w:rPr>
-        <w:t xml:space="preserve">Identidade gráfica: a águia Fênix. Arquivos oficiais no GitHub Pages (base https://fenicris-dev.github.io/Fenix_Core/): </w:t>
-      </w:r>
-      <w:r>
-        <w:rPr>
-          <w:rFonts w:ascii="Courier New" w:cs="Courier New" w:eastAsia="Courier New" w:hAnsi="Courier New"/>
-          <w:sz w:val="22"/>
-          <w:szCs w:val="22"/>
-          <w:shd w:fill="EEF1FA" w:val="clear"/>
-        </w:rPr>
-        <w:t>Fenix_Icone_64.png</w:t>
+        <w:t xml:space="preserve">Identidade gráfica: a águia Fênix. Arquivos oficiais no GitHub Pages (base https://fenicris-dev.github.io/Fenix-Core/). Pasta </w:t>
+      </w:r>
+      <w:r>
+        <w:rPr>
+          <w:rFonts w:ascii="Courier New" w:cs="Courier New" w:eastAsia="Courier New" w:hAnsi="Courier New"/>
+          <w:sz w:val="22"/>
+          <w:szCs w:val="22"/>
+          <w:shd w:fill="EEF1FA" w:val="clear"/>
+        </w:rPr>
+        <w:t xml:space="preserve">Icon/</w:t>
+      </w:r>
+      <w:r>
+        <w:rPr>
+          <w:rFonts w:ascii="Arial" w:cs="Arial" w:eastAsia="Arial" w:hAnsi="Arial"/>
+          <w:sz w:val="22"/>
+          <w:szCs w:val="22"/>
+        </w:rPr>
+        <w:t xml:space="preserve">: </w:t>
+      </w:r>
+      <w:r>
+        <w:rPr>
+          <w:rFonts w:ascii="Courier New" w:cs="Courier New" w:eastAsia="Courier New" w:hAnsi="Courier New"/>
+          <w:sz w:val="22"/>
+          <w:szCs w:val="22"/>
+          <w:shd w:fill="EEF1FA" w:val="clear"/>
+        </w:rPr>
+        <w:t xml:space="preserve">Fenix_Icone_64.png</w:t>
       </w:r>
       <w:r>
         <w:rPr>
@@ -2060,7 +2077,7 @@
           <w:szCs w:val="22"/>
           <w:shd w:fill="EEF1FA" w:val="clear"/>
         </w:rPr>
-        <w:t>Fenix_Icone_128.png</w:t>
+        <w:t xml:space="preserve">Fenix_Icone_128.png</w:t>
       </w:r>
       <w:r>
         <w:rPr>
@@ -2077,7 +2094,7 @@
           <w:szCs w:val="22"/>
           <w:shd w:fill="EEF1FA" w:val="clear"/>
         </w:rPr>
-        <w:t>Fenix_Icone_192.png</w:t>
+        <w:t xml:space="preserve">Fenix_Icone_192.png</w:t>
       </w:r>
       <w:r>
         <w:rPr>
@@ -2094,24 +2111,109 @@
           <w:szCs w:val="22"/>
           <w:shd w:fill="EEF1FA" w:val="clear"/>
         </w:rPr>
-        <w:t>Fenix_Icone_512.png</w:t>
-      </w:r>
-      <w:r>
-        <w:rPr>
-          <w:rFonts w:ascii="Arial" w:cs="Arial" w:eastAsia="Arial" w:hAnsi="Arial"/>
-          <w:sz w:val="22"/>
-          <w:szCs w:val="22"/>
-        </w:rPr>
-        <w:t xml:space="preserve"> (águia branca sobre o degradê Fênix, quadrados: favicon, ícone de cabeçalho e ícones do PWA) e </w:t>
-      </w:r>
-      <w:r>
-        <w:rPr>
-          <w:rFonts w:ascii="Courier New" w:cs="Courier New" w:eastAsia="Courier New" w:hAnsi="Courier New"/>
-          <w:sz w:val="22"/>
-          <w:szCs w:val="22"/>
-          <w:shd w:fill="EEF1FA" w:val="clear"/>
-        </w:rPr>
-        <w:t>Fenix_Logo_Azul_320.png</w:t>
+        <w:t xml:space="preserve">Fenix_Icone_512.png</w:t>
+      </w:r>
+      <w:r>
+        <w:rPr>
+          <w:rFonts w:ascii="Arial" w:cs="Arial" w:eastAsia="Arial" w:hAnsi="Arial"/>
+          <w:sz w:val="22"/>
+          <w:szCs w:val="22"/>
+        </w:rPr>
+        <w:t xml:space="preserve"> (águia branca sobre o degradê Fênix, quadrados: favicon, ícone de cabeçalho e ícones do PWA). Pasta </w:t>
+      </w:r>
+      <w:r>
+        <w:rPr>
+          <w:rFonts w:ascii="Courier New" w:cs="Courier New" w:eastAsia="Courier New" w:hAnsi="Courier New"/>
+          <w:sz w:val="22"/>
+          <w:szCs w:val="22"/>
+          <w:shd w:fill="EEF1FA" w:val="clear"/>
+        </w:rPr>
+        <w:t xml:space="preserve">Logo/</w:t>
+      </w:r>
+      <w:r>
+        <w:rPr>
+          <w:rFonts w:ascii="Arial" w:cs="Arial" w:eastAsia="Arial" w:hAnsi="Arial"/>
+          <w:sz w:val="22"/>
+          <w:szCs w:val="22"/>
+        </w:rPr>
+        <w:t xml:space="preserve"> (águia com fundo transparente): </w:t>
+      </w:r>
+      <w:r>
+        <w:rPr>
+          <w:rFonts w:ascii="Courier New" w:cs="Courier New" w:eastAsia="Courier New" w:hAnsi="Courier New"/>
+          <w:sz w:val="22"/>
+          <w:szCs w:val="22"/>
+          <w:shd w:fill="EEF1FA" w:val="clear"/>
+        </w:rPr>
+        <w:t xml:space="preserve">Fenix_Logo_Azul.png</w:t>
+      </w:r>
+      <w:r>
+        <w:rPr>
+          <w:rFonts w:ascii="Arial" w:cs="Arial" w:eastAsia="Arial" w:hAnsi="Arial"/>
+          <w:sz w:val="22"/>
+          <w:szCs w:val="22"/>
+        </w:rPr>
+        <w:t xml:space="preserve"> (oficial) e </w:t>
+      </w:r>
+      <w:r>
+        <w:rPr>
+          <w:rFonts w:ascii="Courier New" w:cs="Courier New" w:eastAsia="Courier New" w:hAnsi="Courier New"/>
+          <w:sz w:val="22"/>
+          <w:szCs w:val="22"/>
+          <w:shd w:fill="EEF1FA" w:val="clear"/>
+        </w:rPr>
+        <w:t xml:space="preserve">Fenix_Logo_Branca.png</w:t>
+      </w:r>
+      <w:r>
+        <w:rPr>
+          <w:rFonts w:ascii="Arial" w:cs="Arial" w:eastAsia="Arial" w:hAnsi="Arial"/>
+          <w:sz w:val="22"/>
+          <w:szCs w:val="22"/>
+        </w:rPr>
+        <w:t xml:space="preserve"> (segunda opção), cada uma também em </w:t>
+      </w:r>
+      <w:r>
+        <w:rPr>
+          <w:rFonts w:ascii="Courier New" w:cs="Courier New" w:eastAsia="Courier New" w:hAnsi="Courier New"/>
+          <w:sz w:val="22"/>
+          <w:szCs w:val="22"/>
+          <w:shd w:fill="EEF1FA" w:val="clear"/>
+        </w:rPr>
+        <w:t xml:space="preserve">_320</w:t>
+      </w:r>
+      <w:r>
+        <w:rPr>
+          <w:rFonts w:ascii="Arial" w:cs="Arial" w:eastAsia="Arial" w:hAnsi="Arial"/>
+          <w:sz w:val="22"/>
+          <w:szCs w:val="22"/>
+        </w:rPr>
+        <w:t xml:space="preserve"> e </w:t>
+      </w:r>
+      <w:r>
+        <w:rPr>
+          <w:rFonts w:ascii="Courier New" w:cs="Courier New" w:eastAsia="Courier New" w:hAnsi="Courier New"/>
+          <w:sz w:val="22"/>
+          <w:szCs w:val="22"/>
+          <w:shd w:fill="EEF1FA" w:val="clear"/>
+        </w:rPr>
+        <w:t xml:space="preserve">_640</w:t>
+      </w:r>
+      <w:r>
+        <w:rPr>
+          <w:rFonts w:ascii="Arial" w:cs="Arial" w:eastAsia="Arial" w:hAnsi="Arial"/>
+          <w:sz w:val="22"/>
+          <w:szCs w:val="22"/>
+        </w:rPr>
+        <w:t xml:space="preserve"> (640 para telas de alta densidade), e as auxiliares </w:t>
+      </w:r>
+      <w:r>
+        <w:rPr>
+          <w:rFonts w:ascii="Courier New" w:cs="Courier New" w:eastAsia="Courier New" w:hAnsi="Courier New"/>
+          <w:sz w:val="22"/>
+          <w:szCs w:val="22"/>
+          <w:shd w:fill="EEF1FA" w:val="clear"/>
+        </w:rPr>
+        <w:t xml:space="preserve">Fenix_Logo_Black.png</w:t>
       </w:r>
       <w:r>
         <w:rPr>
@@ -2128,24 +2230,7 @@
           <w:szCs w:val="22"/>
           <w:shd w:fill="EEF1FA" w:val="clear"/>
         </w:rPr>
-        <w:t>Fenix_Logo_Azul_640.png</w:t>
-      </w:r>
-      <w:r>
-        <w:rPr>
-          <w:rFonts w:ascii="Arial" w:cs="Arial" w:eastAsia="Arial" w:hAnsi="Arial"/>
-          <w:sz w:val="22"/>
-          <w:szCs w:val="22"/>
-        </w:rPr>
-        <w:t xml:space="preserve">, </w:t>
-      </w:r>
-      <w:r>
-        <w:rPr>
-          <w:rFonts w:ascii="Courier New" w:cs="Courier New" w:eastAsia="Courier New" w:hAnsi="Courier New"/>
-          <w:sz w:val="22"/>
-          <w:szCs w:val="22"/>
-          <w:shd w:fill="EEF1FA" w:val="clear"/>
-        </w:rPr>
-        <w:t>Fenix_Logo_Branca_320.png</w:t>
+        <w:t xml:space="preserve">Fênix-Logo-Silver.png</w:t>
       </w:r>
       <w:r>
         <w:rPr>
@@ -2162,15 +2247,49 @@
           <w:szCs w:val="22"/>
           <w:shd w:fill="EEF1FA" w:val="clear"/>
         </w:rPr>
-        <w:t>Fenix_Logo_Branca_640.png</w:t>
-      </w:r>
-      <w:r>
-        <w:rPr>
-          <w:rFonts w:ascii="Arial" w:cs="Arial" w:eastAsia="Arial" w:hAnsi="Arial"/>
-          <w:sz w:val="22"/>
-          <w:szCs w:val="22"/>
-        </w:rPr>
-        <w:t xml:space="preserve"> (águia com fundo transparente; 640 para telas de alta densidade). Nos apps, embuta em base64 inline: o app nunca depende de arquivo externo para abrir, e o endereço do GitHub Pages é a fonte oficial para gerar o base64 e para trocas futuras de logo. Logo Branca em fundos de cor (degradê, azul, splash, topo do login); logo Azul em fundos brancos ou claros (cards, PDFs, recibos, orçamentos); a Azul nunca vai sobre o degradê. Ícones da interface lineares. Ícone provisório: todo app, novo ou existente, que ainda não tem ícone próprio, ou que está com o ícone da letra F, usa a águia bicéfala da Fênix (os Fenix_Icone_* acima, águia branca sobre o degradê) como ícone provisório, no favicon, no cabeçalho, no PWA e no splash, até que o ícone oficial do app suba; quando ele chegar, troque os ícones e registre no Changelog.</w:t>
+        <w:t xml:space="preserve">Fênix-Logo-Gray.png</w:t>
+      </w:r>
+      <w:r>
+        <w:rPr>
+          <w:rFonts w:ascii="Arial" w:cs="Arial" w:eastAsia="Arial" w:hAnsi="Arial"/>
+          <w:sz w:val="22"/>
+          <w:szCs w:val="22"/>
+        </w:rPr>
+        <w:t xml:space="preserve">. Nos apps, embuta em base64 inline: o app nunca depende de arquivo externo para abrir, e o endereço do GitHub Pages é a fonte oficial para gerar o base64 e para trocas futuras de logo. Use sempre o contraste que melhor combina com o app: a Azul é a oficial, a Branca é a segunda opção e Black, Silver e Gray são auxiliares. Logo Branca em fundos de cor (degradê, azul, splash, topo do login); logo Azul em fundos brancos ou claros (cards, PDFs, recibos, orçamentos); a Azul nunca vai sobre o degradê. Ícones da interface lineares. Ícone provisório: todo app, novo ou existente, que ainda não tem ícone próprio, ou que está com o ícone da letra F, usa a águia bicéfala da Fênix (os </w:t>
+      </w:r>
+      <w:r>
+        <w:rPr>
+          <w:rFonts w:ascii="Courier New" w:cs="Courier New" w:eastAsia="Courier New" w:hAnsi="Courier New"/>
+          <w:sz w:val="22"/>
+          <w:szCs w:val="22"/>
+          <w:shd w:fill="EEF1FA" w:val="clear"/>
+        </w:rPr>
+        <w:t xml:space="preserve">Fenix_Icone_*</w:t>
+      </w:r>
+      <w:r>
+        <w:rPr>
+          <w:rFonts w:ascii="Arial" w:cs="Arial" w:eastAsia="Arial" w:hAnsi="Arial"/>
+          <w:sz w:val="22"/>
+          <w:szCs w:val="22"/>
+        </w:rPr>
+        <w:t xml:space="preserve"> da pasta </w:t>
+      </w:r>
+      <w:r>
+        <w:rPr>
+          <w:rFonts w:ascii="Courier New" w:cs="Courier New" w:eastAsia="Courier New" w:hAnsi="Courier New"/>
+          <w:sz w:val="22"/>
+          <w:szCs w:val="22"/>
+          <w:shd w:fill="EEF1FA" w:val="clear"/>
+        </w:rPr>
+        <w:t xml:space="preserve">Icon/</w:t>
+      </w:r>
+      <w:r>
+        <w:rPr>
+          <w:rFonts w:ascii="Arial" w:cs="Arial" w:eastAsia="Arial" w:hAnsi="Arial"/>
+          <w:sz w:val="22"/>
+          <w:szCs w:val="22"/>
+        </w:rPr>
+        <w:t xml:space="preserve">, águia branca sobre o degradê) como ícone provisório, no favicon, no cabeçalho, no PWA e no splash, até que o ícone oficial do app suba; quando ele chegar, troque os ícones e registre no Changelog.</w:t>
       </w:r>
     </w:p>
     <w:p>
@@ -2598,7 +2717,7 @@
           <w:sz w:val="22"/>
           <w:szCs w:val="22"/>
         </w:rPr>
-        <w:t xml:space="preserve">Endereços oficiais do template de login: https://fenicris-dev.github.io/Fenix_Core/fenix-template-login.html e uma cópia idêntica em </w:t>
+        <w:t xml:space="preserve">Endereços oficiais do template de login: https://fenicris-dev.github.io/Fenix-Core/fenix-template-login.html e uma cópia idêntica em </w:t>
       </w:r>
       <w:r>
         <w:rPr>
@@ -2615,16 +2734,16 @@
           <w:sz w:val="22"/>
           <w:szCs w:val="22"/>
         </w:rPr>
-        <w:t xml:space="preserve"> (https://fenicris-dev.github.io/Fenix_Core/). Quando o template mudar, suba a nova versão com nome versionado (ex.: </w:t>
-      </w:r>
-      <w:r>
-        <w:rPr>
-          <w:rFonts w:ascii="Courier New" w:cs="Courier New" w:eastAsia="Courier New" w:hAnsi="Courier New"/>
-          <w:sz w:val="22"/>
-          <w:szCs w:val="22"/>
-          <w:shd w:fill="EEF1FA" w:val="clear"/>
-        </w:rPr>
-        <w:t>fenix-template-login-v3.3.html</w:t>
+        <w:t xml:space="preserve"> (https://fenicris-dev.github.io/Fenix-Core/). Quando o template mudar, suba a nova versão com nome versionado (ex.: </w:t>
+      </w:r>
+      <w:r>
+        <w:rPr>
+          <w:rFonts w:ascii="Courier New" w:cs="Courier New" w:eastAsia="Courier New" w:hAnsi="Courier New"/>
+          <w:sz w:val="22"/>
+          <w:szCs w:val="22"/>
+          <w:shd w:fill="EEF1FA" w:val="clear"/>
+        </w:rPr>
+        <w:t>fenix-template-login-v3.4.html</w:t>
       </w:r>
       <w:r>
         <w:rPr>
@@ -2753,16 +2872,33 @@
           <w:sz w:val="22"/>
           <w:szCs w:val="22"/>
         </w:rPr>
-        <w:t xml:space="preserve">Termos de Uso e Política de Privacidade: os textos oficiais ficam no GitHub Pages, ao lado do core, com nomes fixos e sem versão (cópia neutra, regra 11), porque os endereços não podem mudar: https://fenicris-dev.github.io/Fenix_Core/fenix-termos-de-uso.html e https://fenicris-dev.github.io/Fenix_Core/fenix-politica-de-privacidade.html. Cada documento traz, dentro dele, o número da versão e a data de atualização, e tem também a cópia com a versão no nome (ex.: </w:t>
-      </w:r>
-      <w:r>
-        <w:rPr>
-          <w:rFonts w:ascii="Courier New" w:cs="Courier New" w:eastAsia="Courier New" w:hAnsi="Courier New"/>
-          <w:sz w:val="22"/>
-          <w:szCs w:val="22"/>
-          <w:shd w:fill="EEF1FA" w:val="clear"/>
-        </w:rPr>
-        <w:t>fenix-termos-de-uso-v3.2.html</w:t>
+        <w:t xml:space="preserve">Termos de Uso e Política de Privacidade: os textos oficiais ficam no GitHub Pages, na pasta </w:t>
+      </w:r>
+      <w:r>
+        <w:rPr>
+          <w:rFonts w:ascii="Courier New" w:cs="Courier New" w:eastAsia="Courier New" w:hAnsi="Courier New"/>
+          <w:sz w:val="22"/>
+          <w:szCs w:val="22"/>
+          <w:shd w:fill="EEF1FA" w:val="clear"/>
+        </w:rPr>
+        <w:t xml:space="preserve">Termos/</w:t>
+      </w:r>
+      <w:r>
+        <w:rPr>
+          <w:rFonts w:ascii="Arial" w:cs="Arial" w:eastAsia="Arial" w:hAnsi="Arial"/>
+          <w:sz w:val="22"/>
+          <w:szCs w:val="22"/>
+        </w:rPr>
+        <w:t xml:space="preserve">, com nomes fixos e sem versão (cópia neutra, regra 11), porque os endereços não podem mudar: https://fenicris-dev.github.io/Fenix-Core/Termos/fenix-termos-de-uso.html e https://fenicris-dev.github.io/Fenix-Core/Termos/fenix-politica-de-privacidade.html. Cada documento traz, dentro dele, o número da versão e a data de atualização, e tem também a cópia com a versão no nome (ex.: </w:t>
+      </w:r>
+      <w:r>
+        <w:rPr>
+          <w:rFonts w:ascii="Courier New" w:cs="Courier New" w:eastAsia="Courier New" w:hAnsi="Courier New"/>
+          <w:sz w:val="22"/>
+          <w:szCs w:val="22"/>
+          <w:shd w:fill="EEF1FA" w:val="clear"/>
+        </w:rPr>
+        <w:t xml:space="preserve">fenix-termos-de-uso-v3.3.html</w:t>
       </w:r>
       <w:r>
         <w:rPr>
@@ -2844,7 +2980,7 @@
           <w:sz w:val="22"/>
           <w:szCs w:val="22"/>
         </w:rPr>
-        <w:t xml:space="preserve"> de primeiro acesso e não cria outro layout. Endereço oficial: https://fenicris-dev.github.io/Fenix_Core/fenix-template-onboarding.html (a versão fica dentro do arquivo; a cópia com a versão no nome, ex.: fenix-template-onboarding-v3.2.html, serve só de histórico). O app define </w:t>
+        <w:t xml:space="preserve"> de primeiro acesso e não cria outro layout. Endereço oficial: https://fenicris-dev.github.io/Fenix-Core/fenix-template-onboarding.html (a versão fica dentro do arquivo; a cópia com a versão no nome, ex.: fenix-template-onboarding-v3.3.html, serve só de histórico). O app define </w:t>
       </w:r>
       <w:r>
         <w:rPr>
@@ -4622,6 +4758,24 @@
           <w:sz w:val="22"/>
           <w:szCs w:val="22"/>
         </w:rPr>
+        <w:t>v3.3: caminhos oficiais conferidos com o repositório. O nome certo é Fenix-Core, com hífen: a v3.2 (com sublinhado, Fenix_Core) fica cancelada e nenhum app deve usá-la. Ícones ficam na pasta Icon/, logos em Logo/ (oficial Azul, segunda opção Branca, auxiliares Black, Silver e Gray, com a regra de usar o contraste que melhor combina com o app), Termos e Política em Termos/, livro em MD/ (.md) e DOC/ (.docx). Regras 17 e 27 e a seção Endereços oficiais atualizadas; Fenix_Icone_128.png criado. Livro, core, templates e documentos legais sobem juntos para a 3.3 (regra 7). Afeta apps: SIM. Na próxima alteração, o app aponta para os endereços novos (principalmente ícones, logos, Termos e Política); enquanto isso, os arquivos antigos da raiz precisam continuar publicados.</w:t>
+      </w:r>
+    </w:p>
+    <w:p>
+      <w:pPr>
+        <w:pStyle w:val="ListParagraph"/>
+        <w:numPr>
+          <w:ilvl w:val="0"/>
+          <w:numId w:val="3"/>
+        </w:numPr>
+        <w:spacing w:after="40"/>
+      </w:pPr>
+      <w:r>
+        <w:rPr>
+          <w:rFonts w:ascii="Arial" w:cs="Arial" w:eastAsia="Arial" w:hAnsi="Arial"/>
+          <w:sz w:val="22"/>
+          <w:szCs w:val="22"/>
+        </w:rPr>
         <w:t>v3.2: novo endereço oficial da biblioteca (Fênix Core, templates, ícones, logos, Termos, Política e livro): https://fenicris-dev.github.io/Fenix_Core/ (Fenix_Core, com sublinhado). O endereço antigo (…/Fenix-Core/, com hífen) deixa de valer. Regra 1, regras 17, 24, 27 e 29 e a seção Endereços oficiais atualizadas; livro, core, templates e documentos legais sobem juntos para a 3.2 (regra 7). Afeta apps: SIM. Todo app que aponta para o endereço antigo (core, ícones, logos, Termos, Política) troca para o novo na próxima alteração dele; até lá, o endereço antigo precisa continuar publicado para o app não quebrar.</w:t>
       </w:r>
     </w:p>
@@ -4858,7 +5012,7 @@
           <w:sz w:val="22"/>
           <w:szCs w:val="22"/>
         </w:rPr>
-        <w:t>Referência de endereços (URLs). Sempre que um app pedir o endereço de um arquivo da biblioteca, use só os endereços desta lista. URL base: https://fenicris-dev.github.io/Fenix_Core/. Não use outros arquivos do repositório (cópias antigas).</w:t>
+        <w:t>Referência de endereços (URLs). Sempre que um app pedir o endereço de um arquivo da biblioteca, use só os endereços desta lista. URL base: https://fenicris-dev.github.io/Fenix-Core/. Não use outros arquivos do repositório (cópias antigas).</w:t>
       </w:r>
     </w:p>
     <w:p>
@@ -4876,7 +5030,7 @@
           <w:sz w:val="22"/>
           <w:szCs w:val="22"/>
         </w:rPr>
-        <w:t>Biblioteca (Fênix Core): https://fenicris-dev.github.io/Fenix_Core/fenix-core.js</w:t>
+        <w:t>Biblioteca (Fênix Core): https://fenicris-dev.github.io/Fenix-Core/fenix-core.js</w:t>
       </w:r>
     </w:p>
     <w:p>
@@ -4894,7 +5048,7 @@
           <w:sz w:val="22"/>
           <w:szCs w:val="22"/>
         </w:rPr>
-        <w:t>Template de login: https://fenicris-dev.github.io/Fenix_Core/fenix-template-login.html (cópia idêntica em https://fenicris-dev.github.io/Fenix_Core/index.html)</w:t>
+        <w:t>Template de login: https://fenicris-dev.github.io/Fenix-Core/fenix-template-login.html (cópia idêntica em https://fenicris-dev.github.io/Fenix-Core/index.html)</w:t>
       </w:r>
     </w:p>
     <w:p>
@@ -4912,7 +5066,7 @@
           <w:sz w:val="22"/>
           <w:szCs w:val="22"/>
         </w:rPr>
-        <w:t>Template de onboarding: https://fenicris-dev.github.io/Fenix_Core/fenix-template-onboarding.html</w:t>
+        <w:t>Template de onboarding: https://fenicris-dev.github.io/Fenix-Core/fenix-template-onboarding.html</w:t>
       </w:r>
     </w:p>
     <w:p>
@@ -4930,7 +5084,7 @@
           <w:sz w:val="22"/>
           <w:szCs w:val="22"/>
         </w:rPr>
-        <w:t>Ícones (sob a URL base): Fenix_Icone_64.png, Fenix_Icone_128.png, Fenix_Icone_192.png, Fenix_Icone_512.png</w:t>
+        <w:t>Ícones (URL base + Icon/): Fenix_Icone_64.png, Fenix_Icone_128.png, Fenix_Icone_192.png, Fenix_Icone_512.png</w:t>
       </w:r>
     </w:p>
     <w:p>
@@ -4948,7 +5102,7 @@
           <w:sz w:val="22"/>
           <w:szCs w:val="22"/>
         </w:rPr>
-        <w:t>Logos (sob a URL base): Fenix_Logo_Azul.png, Fenix_Logo_Azul_320.png, Fenix_Logo_Azul_640.png, Fenix_Logo_Branca.png, Fenix_Logo_Branca_320.png, Fenix_Logo_Branca_640.png</w:t>
+        <w:t>Logos (URL base + Logo/): Fenix_Logo_Azul.png (oficial), Fenix_Logo_Azul_320.png, Fenix_Logo_Azul_640.png, Fenix_Logo_Branca.png (segunda opção), Fenix_Logo_Branca_320.png, Fenix_Logo_Branca_640.png; auxiliares: Fenix_Logo_Black.png, Fênix-Logo-Silver.png, Fênix-Logo-Gray.png (o ê faz parte do nome desses dois arquivos; em endereço escreve-se %C3%AA)</w:t>
       </w:r>
     </w:p>
     <w:p>
@@ -4966,7 +5120,7 @@
           <w:sz w:val="22"/>
           <w:szCs w:val="22"/>
         </w:rPr>
-        <w:t>Termos de Uso: https://fenicris-dev.github.io/Fenix_Core/fenix-termos-de-uso.html</w:t>
+        <w:t>Termos de Uso: https://fenicris-dev.github.io/Fenix-Core/Termos/fenix-termos-de-uso.html</w:t>
       </w:r>
     </w:p>
     <w:p>
@@ -4984,7 +5138,7 @@
           <w:sz w:val="22"/>
           <w:szCs w:val="22"/>
         </w:rPr>
-        <w:t>Política de Privacidade: https://fenicris-dev.github.io/Fenix_Core/fenix-politica-de-privacidade.html</w:t>
+        <w:t>Política de Privacidade: https://fenicris-dev.github.io/Fenix-Core/Termos/fenix-politica-de-privacidade.html</w:t>
       </w:r>
     </w:p>
     <w:p>
@@ -5002,7 +5156,7 @@
           <w:sz w:val="22"/>
           <w:szCs w:val="22"/>
         </w:rPr>
-        <w:t>Livro das Regras: https://fenicris-dev.github.io/Fenix_Core/fenix-livro-das-regras.md e https://fenicris-dev.github.io/Fenix_Core/fenix-livro-das-regras.docx</w:t>
+        <w:t>Livro das Regras: https://fenicris-dev.github.io/Fenix-Core/MD/fenix-livro-das-regras.md e https://fenicris-dev.github.io/Fenix-Core/DOC/fenix-livro-das-regras.docx</w:t>
       </w:r>
     </w:p>
     <w:p>
@@ -5020,7 +5174,7 @@
           <w:sz w:val="22"/>
           <w:szCs w:val="22"/>
         </w:rPr>
-        <w:t>As cópias com a versão no nome (ex.: fenix-core-v3.2.js) são só histórico: não as use como referência nem aponte apps para elas.</w:t>
+        <w:t>As cópias com a versão no nome (ex.: fenix-core-v3.3.js) são só histórico: não as use como referência nem aponte apps para elas.</w:t>
       </w:r>
     </w:p>
     <w:p>

--- a/DOC/fenix-livro-das-regras.docx
+++ b/DOC/fenix-livro-das-regras.docx
@@ -29,7 +29,7 @@
           <w:sz w:val="24"/>
           <w:szCs w:val="24"/>
         </w:rPr>
-        <w:t>Padrões de desenvolvimento (v3.3)</w:t>
+        <w:t>Padrões de desenvolvimento (v3.4)</w:t>
       </w:r>
     </w:p>
     <w:p>
@@ -1197,7 +1197,7 @@
           <w:szCs w:val="22"/>
           <w:shd w:fill="EEF1FA" w:val="clear"/>
         </w:rPr>
-        <w:t>fenix-core-v3.3.js</w:t>
+        <w:t xml:space="preserve">fenix-core-v3.4.js</w:t>
       </w:r>
       <w:r>
         <w:rPr>
@@ -1231,7 +1231,7 @@
           <w:szCs w:val="22"/>
           <w:shd w:fill="EEF1FA" w:val="clear"/>
         </w:rPr>
-        <w:t>fenix-termos-de-uso-v3.3.html</w:t>
+        <w:t xml:space="preserve">fenix-termos-de-uso-v3.4.html</w:t>
       </w:r>
       <w:r>
         <w:rPr>
@@ -1248,7 +1248,7 @@
           <w:szCs w:val="22"/>
           <w:shd w:fill="EEF1FA" w:val="clear"/>
         </w:rPr>
-        <w:t>fenix-livro-das-regras-v3.3.docx</w:t>
+        <w:t xml:space="preserve">fenix-livro-das-regras-v3.4.docx</w:t>
       </w:r>
       <w:r>
         <w:rPr>
@@ -1341,16 +1341,16 @@
           <w:sz w:val="22"/>
           <w:szCs w:val="22"/>
         </w:rPr>
-        <w:t xml:space="preserve"> é a cópia neutra do template de login e acompanha o </w:t>
-      </w:r>
-      <w:r>
-        <w:rPr>
-          <w:rFonts w:ascii="Courier New" w:cs="Courier New" w:eastAsia="Courier New" w:hAnsi="Courier New"/>
-          <w:sz w:val="22"/>
-          <w:szCs w:val="22"/>
-          <w:shd w:fill="EEF1FA" w:val="clear"/>
-        </w:rPr>
-        <w:t xml:space="preserve">fenix-template-login.html</w:t>
+        <w:t xml:space="preserve"> é o Painel da biblioteca (página que testa cada endereço oficial e confere as versões); a cópia com versão é </w:t>
+      </w:r>
+      <w:r>
+        <w:rPr>
+          <w:rFonts w:ascii="Courier New" w:cs="Courier New" w:eastAsia="Courier New" w:hAnsi="Courier New"/>
+          <w:sz w:val="22"/>
+          <w:szCs w:val="22"/>
+          <w:shd w:fill="EEF1FA" w:val="clear"/>
+        </w:rPr>
+        <w:t xml:space="preserve">index-v3.4.html</w:t>
       </w:r>
       <w:r>
         <w:rPr>
@@ -2717,7 +2717,7 @@
           <w:sz w:val="22"/>
           <w:szCs w:val="22"/>
         </w:rPr>
-        <w:t xml:space="preserve">Endereços oficiais do template de login: https://fenicris-dev.github.io/Fenix-Core/fenix-template-login.html e uma cópia idêntica em </w:t>
+        <w:t xml:space="preserve">Endereço oficial do template de login: https://fenicris-dev.github.io/Fenix-Core/fenix-template-login.html (cópia neutra). O template fica só nesse endereço: o </w:t>
       </w:r>
       <w:r>
         <w:rPr>
@@ -2734,24 +2734,24 @@
           <w:sz w:val="22"/>
           <w:szCs w:val="22"/>
         </w:rPr>
-        <w:t xml:space="preserve"> (https://fenicris-dev.github.io/Fenix-Core/). Quando o template mudar, suba a nova versão com nome versionado (ex.: </w:t>
-      </w:r>
-      <w:r>
-        <w:rPr>
-          <w:rFonts w:ascii="Courier New" w:cs="Courier New" w:eastAsia="Courier New" w:hAnsi="Courier New"/>
-          <w:sz w:val="22"/>
-          <w:szCs w:val="22"/>
-          <w:shd w:fill="EEF1FA" w:val="clear"/>
-        </w:rPr>
-        <w:t>fenix-template-login-v3.4.html</w:t>
-      </w:r>
-      <w:r>
-        <w:rPr>
-          <w:rFonts w:ascii="Arial" w:cs="Arial" w:eastAsia="Arial" w:hAnsi="Arial"/>
-          <w:sz w:val="22"/>
-          <w:szCs w:val="22"/>
-        </w:rPr>
-        <w:t xml:space="preserve">, só para histórico) e atualize juntos o </w:t>
+        <w:t xml:space="preserve"> não é mais cópia dele, é o Painel da biblioteca (regra 11). Quando o template mudar, suba a nova versão com nome versionado (ex.: </w:t>
+      </w:r>
+      <w:r>
+        <w:rPr>
+          <w:rFonts w:ascii="Courier New" w:cs="Courier New" w:eastAsia="Courier New" w:hAnsi="Courier New"/>
+          <w:sz w:val="22"/>
+          <w:szCs w:val="22"/>
+          <w:shd w:fill="EEF1FA" w:val="clear"/>
+        </w:rPr>
+        <w:t xml:space="preserve">fenix-template-login-v3.5.html</w:t>
+      </w:r>
+      <w:r>
+        <w:rPr>
+          <w:rFonts w:ascii="Arial" w:cs="Arial" w:eastAsia="Arial" w:hAnsi="Arial"/>
+          <w:sz w:val="22"/>
+          <w:szCs w:val="22"/>
+        </w:rPr>
+        <w:t xml:space="preserve">, só para histórico) e atualize o </w:t>
       </w:r>
       <w:r>
         <w:rPr>
@@ -2768,24 +2768,7 @@
           <w:sz w:val="22"/>
           <w:szCs w:val="22"/>
         </w:rPr>
-        <w:t xml:space="preserve"> e o </w:t>
-      </w:r>
-      <w:r>
-        <w:rPr>
-          <w:rFonts w:ascii="Courier New" w:cs="Courier New" w:eastAsia="Courier New" w:hAnsi="Courier New"/>
-          <w:sz w:val="22"/>
-          <w:szCs w:val="22"/>
-          <w:shd w:fill="EEF1FA" w:val="clear"/>
-        </w:rPr>
-        <w:t xml:space="preserve">index.html</w:t>
-      </w:r>
-      <w:r>
-        <w:rPr>
-          <w:rFonts w:ascii="Arial" w:cs="Arial" w:eastAsia="Arial" w:hAnsi="Arial"/>
-          <w:sz w:val="22"/>
-          <w:szCs w:val="22"/>
-        </w:rPr>
-        <w:t xml:space="preserve">, para as cópias não divergirem.</w:t>
+        <w:t xml:space="preserve">.</w:t>
       </w:r>
     </w:p>
     <w:p>
@@ -2898,7 +2881,7 @@
           <w:szCs w:val="22"/>
           <w:shd w:fill="EEF1FA" w:val="clear"/>
         </w:rPr>
-        <w:t xml:space="preserve">fenix-termos-de-uso-v3.3.html</w:t>
+        <w:t>fenix-termos-de-uso-v3.4.html</w:t>
       </w:r>
       <w:r>
         <w:rPr>
@@ -2980,7 +2963,7 @@
           <w:sz w:val="22"/>
           <w:szCs w:val="22"/>
         </w:rPr>
-        <w:t xml:space="preserve"> de primeiro acesso e não cria outro layout. Endereço oficial: https://fenicris-dev.github.io/Fenix-Core/fenix-template-onboarding.html (a versão fica dentro do arquivo; a cópia com a versão no nome, ex.: fenix-template-onboarding-v3.3.html, serve só de histórico). O app define </w:t>
+        <w:t xml:space="preserve"> de primeiro acesso e não cria outro layout. Endereço oficial: https://fenicris-dev.github.io/Fenix-Core/fenix-template-onboarding.html (a versão fica dentro do arquivo; a cópia com a versão no nome, ex.: fenix-template-onboarding-v3.4.html, serve só de histórico). O app define </w:t>
       </w:r>
       <w:r>
         <w:rPr>
@@ -4758,6 +4741,24 @@
           <w:sz w:val="22"/>
           <w:szCs w:val="22"/>
         </w:rPr>
+        <w:t>v3.4: o `index.html` passa a ser o Painel da biblioteca, uma página que testa cada endereço oficial (core, templates, ícones, logos, Termos, Política e livro) e confere se todos estão na mesma versão (regras 11 e 24 e seção Endereços oficiais). O template de login deixa de ter cópia no `index.html` e fica só em `fenix-template-login.html`. Livro, core, templates e documentos legais sobem juntos para a 3.4 (regra 7). Afeta apps: não (nenhum app aponta para o `index.html`).</w:t>
+      </w:r>
+    </w:p>
+    <w:p>
+      <w:pPr>
+        <w:pStyle w:val="ListParagraph"/>
+        <w:numPr>
+          <w:ilvl w:val="0"/>
+          <w:numId w:val="3"/>
+        </w:numPr>
+        <w:spacing w:after="40"/>
+      </w:pPr>
+      <w:r>
+        <w:rPr>
+          <w:rFonts w:ascii="Arial" w:cs="Arial" w:eastAsia="Arial" w:hAnsi="Arial"/>
+          <w:sz w:val="22"/>
+          <w:szCs w:val="22"/>
+        </w:rPr>
         <w:t>v3.3: caminhos oficiais conferidos com o repositório. O nome certo é Fenix-Core, com hífen: a v3.2 (com sublinhado, Fenix_Core) fica cancelada e nenhum app deve usá-la. Ícones ficam na pasta Icon/, logos em Logo/ (oficial Azul, segunda opção Branca, auxiliares Black, Silver e Gray, com a regra de usar o contraste que melhor combina com o app), Termos e Política em Termos/, livro em MD/ (.md) e DOC/ (.docx). Regras 17 e 27 e a seção Endereços oficiais atualizadas; Fenix_Icone_128.png criado. Livro, core, templates e documentos legais sobem juntos para a 3.3 (regra 7). Afeta apps: SIM. Na próxima alteração, o app aponta para os endereços novos (principalmente ícones, logos, Termos e Política); enquanto isso, os arquivos antigos da raiz precisam continuar publicados.</w:t>
       </w:r>
     </w:p>
@@ -5048,7 +5049,7 @@
           <w:sz w:val="22"/>
           <w:szCs w:val="22"/>
         </w:rPr>
-        <w:t>Template de login: https://fenicris-dev.github.io/Fenix-Core/fenix-template-login.html (cópia idêntica em https://fenicris-dev.github.io/Fenix-Core/index.html)</w:t>
+        <w:t>Painel da biblioteca (testa cada endereço desta lista): https://fenicris-dev.github.io/Fenix-Core/ (arquivo index.html)</w:t>
       </w:r>
     </w:p>
     <w:p>
@@ -5066,6 +5067,24 @@
           <w:sz w:val="22"/>
           <w:szCs w:val="22"/>
         </w:rPr>
+        <w:t>Template de login: https://fenicris-dev.github.io/Fenix-Core/fenix-template-login.html</w:t>
+      </w:r>
+    </w:p>
+    <w:p>
+      <w:pPr>
+        <w:pStyle w:val="ListParagraph"/>
+        <w:numPr>
+          <w:ilvl w:val="0"/>
+          <w:numId w:val="3"/>
+        </w:numPr>
+        <w:spacing w:after="40"/>
+      </w:pPr>
+      <w:r>
+        <w:rPr>
+          <w:rFonts w:ascii="Arial" w:cs="Arial" w:eastAsia="Arial" w:hAnsi="Arial"/>
+          <w:sz w:val="22"/>
+          <w:szCs w:val="22"/>
+        </w:rPr>
         <w:t>Template de onboarding: https://fenicris-dev.github.io/Fenix-Core/fenix-template-onboarding.html</w:t>
       </w:r>
     </w:p>
@@ -5174,7 +5193,7 @@
           <w:sz w:val="22"/>
           <w:szCs w:val="22"/>
         </w:rPr>
-        <w:t>As cópias com a versão no nome (ex.: fenix-core-v3.3.js) são só histórico: não as use como referência nem aponte apps para elas.</w:t>
+        <w:t>As cópias com a versão no nome (ex.: fenix-core-v3.4.js) são só histórico: não as use como referência nem aponte apps para elas.</w:t>
       </w:r>
     </w:p>
     <w:p>

--- a/DOC/fenix-livro-das-regras.docx
+++ b/DOC/fenix-livro-das-regras.docx
@@ -29,7 +29,7 @@
           <w:sz w:val="24"/>
           <w:szCs w:val="24"/>
         </w:rPr>
-        <w:t>Padrões de desenvolvimento (v3.4)</w:t>
+        <w:t>Padrões de desenvolvimento (v3.5)</w:t>
       </w:r>
     </w:p>
     <w:p>
@@ -1197,7 +1197,7 @@
           <w:szCs w:val="22"/>
           <w:shd w:fill="EEF1FA" w:val="clear"/>
         </w:rPr>
-        <w:t xml:space="preserve">fenix-core-v3.4.js</w:t>
+        <w:t>fenix-core-v3.5.js</w:t>
       </w:r>
       <w:r>
         <w:rPr>
@@ -1231,7 +1231,7 @@
           <w:szCs w:val="22"/>
           <w:shd w:fill="EEF1FA" w:val="clear"/>
         </w:rPr>
-        <w:t xml:space="preserve">fenix-termos-de-uso-v3.4.html</w:t>
+        <w:t>fenix-termos-de-uso-v3.5.html</w:t>
       </w:r>
       <w:r>
         <w:rPr>
@@ -1248,7 +1248,7 @@
           <w:szCs w:val="22"/>
           <w:shd w:fill="EEF1FA" w:val="clear"/>
         </w:rPr>
-        <w:t xml:space="preserve">fenix-livro-das-regras-v3.4.docx</w:t>
+        <w:t>fenix-livro-das-regras-v3.5.docx</w:t>
       </w:r>
       <w:r>
         <w:rPr>
@@ -1350,7 +1350,7 @@
           <w:szCs w:val="22"/>
           <w:shd w:fill="EEF1FA" w:val="clear"/>
         </w:rPr>
-        <w:t xml:space="preserve">index-v3.4.html</w:t>
+        <w:t>index-v3.5.html</w:t>
       </w:r>
       <w:r>
         <w:rPr>
@@ -2726,7 +2726,7 @@
           <w:szCs w:val="22"/>
           <w:shd w:fill="EEF1FA" w:val="clear"/>
         </w:rPr>
-        <w:t xml:space="preserve">index.html</w:t>
+        <w:t>index.html</w:t>
       </w:r>
       <w:r>
         <w:rPr>
@@ -2743,7 +2743,7 @@
           <w:szCs w:val="22"/>
           <w:shd w:fill="EEF1FA" w:val="clear"/>
         </w:rPr>
-        <w:t xml:space="preserve">fenix-template-login-v3.5.html</w:t>
+        <w:t>fenix-template-login-v3.6.html</w:t>
       </w:r>
       <w:r>
         <w:rPr>
@@ -2760,15 +2760,15 @@
           <w:szCs w:val="22"/>
           <w:shd w:fill="EEF1FA" w:val="clear"/>
         </w:rPr>
-        <w:t xml:space="preserve">fenix-template-login.html</w:t>
-      </w:r>
-      <w:r>
-        <w:rPr>
-          <w:rFonts w:ascii="Arial" w:cs="Arial" w:eastAsia="Arial" w:hAnsi="Arial"/>
-          <w:sz w:val="22"/>
-          <w:szCs w:val="22"/>
-        </w:rPr>
-        <w:t xml:space="preserve">.</w:t>
+        <w:t>fenix-template-login.html</w:t>
+      </w:r>
+      <w:r>
+        <w:rPr>
+          <w:rFonts w:ascii="Arial" w:cs="Arial" w:eastAsia="Arial" w:hAnsi="Arial"/>
+          <w:sz w:val="22"/>
+          <w:szCs w:val="22"/>
+        </w:rPr>
+        <w:t>.</w:t>
       </w:r>
     </w:p>
     <w:p>
@@ -2872,16 +2872,16 @@
           <w:sz w:val="22"/>
           <w:szCs w:val="22"/>
         </w:rPr>
-        <w:t xml:space="preserve">, com nomes fixos e sem versão (cópia neutra, regra 11), porque os endereços não podem mudar: https://fenicris-dev.github.io/Fenix-Core/Termos/fenix-termos-de-uso.html e https://fenicris-dev.github.io/Fenix-Core/Termos/fenix-politica-de-privacidade.html. Cada documento traz, dentro dele, o número da versão e a data de atualização, e tem também a cópia com a versão no nome (ex.: </w:t>
-      </w:r>
-      <w:r>
-        <w:rPr>
-          <w:rFonts w:ascii="Courier New" w:cs="Courier New" w:eastAsia="Courier New" w:hAnsi="Courier New"/>
-          <w:sz w:val="22"/>
-          <w:szCs w:val="22"/>
-          <w:shd w:fill="EEF1FA" w:val="clear"/>
-        </w:rPr>
-        <w:t>fenix-termos-de-uso-v3.4.html</w:t>
+        <w:t xml:space="preserve">, com nomes fixos e sem versão (cópia neutra, regra 11), porque os endereços não podem mudar: https://fenicris-dev.github.io/Fenix-Core/Termos/fenix-termos-de-uso.html e https://fenicris-dev.github.io/Fenix-Core/Termos/fenix-politica-de-privacidade.html. Cada documento traz, dentro dele, o número da versão (que acompanha a do livro, regra 7) e a data de atualização (que só muda quando o texto do documento muda de fato), e tem também a cópia com a versão no nome (ex.: </w:t>
+      </w:r>
+      <w:r>
+        <w:rPr>
+          <w:rFonts w:ascii="Courier New" w:cs="Courier New" w:eastAsia="Courier New" w:hAnsi="Courier New"/>
+          <w:sz w:val="22"/>
+          <w:szCs w:val="22"/>
+          <w:shd w:fill="EEF1FA" w:val="clear"/>
+        </w:rPr>
+        <w:t xml:space="preserve">fenix-termos-de-uso-v3.5.html</w:t>
       </w:r>
       <w:r>
         <w:rPr>
@@ -2963,7 +2963,7 @@
           <w:sz w:val="22"/>
           <w:szCs w:val="22"/>
         </w:rPr>
-        <w:t xml:space="preserve"> de primeiro acesso e não cria outro layout. Endereço oficial: https://fenicris-dev.github.io/Fenix-Core/fenix-template-onboarding.html (a versão fica dentro do arquivo; a cópia com a versão no nome, ex.: fenix-template-onboarding-v3.4.html, serve só de histórico). O app define </w:t>
+        <w:t xml:space="preserve"> de primeiro acesso e não cria outro layout. Endereço oficial: https://fenicris-dev.github.io/Fenix-Core/fenix-template-onboarding.html (a versão fica dentro do arquivo; a cópia com a versão no nome, ex.: fenix-template-onboarding-v3.5.html, serve só de histórico). O app define </w:t>
       </w:r>
       <w:r>
         <w:rPr>
@@ -3193,15 +3193,49 @@
           <w:szCs w:val="22"/>
           <w:shd w:fill="EEF1FA" w:val="clear"/>
         </w:rPr>
-        <w:t>FenixCore.localidades.buscarPorCEP(cep)</w:t>
-      </w:r>
-      <w:r>
-        <w:rPr>
-          <w:rFonts w:ascii="Arial" w:cs="Arial" w:eastAsia="Arial" w:hAnsi="Arial"/>
-          <w:sz w:val="22"/>
-          <w:szCs w:val="22"/>
-        </w:rPr>
-        <w:t xml:space="preserve"> (ViaCEP), e os campos continuam editáveis.</w:t>
+        <w:t xml:space="preserve">FenixCore.localidades.buscarPorCEP(cep)</w:t>
+      </w:r>
+      <w:r>
+        <w:rPr>
+          <w:rFonts w:ascii="Arial" w:cs="Arial" w:eastAsia="Arial" w:hAnsi="Arial"/>
+          <w:sz w:val="22"/>
+          <w:szCs w:val="22"/>
+        </w:rPr>
+        <w:t xml:space="preserve"> (ViaCEP), e os campos continuam editáveis. Enquanto o banco estiver desligado (regra 1), use </w:t>
+      </w:r>
+      <w:r>
+        <w:rPr>
+          <w:rFonts w:ascii="Courier New" w:cs="Courier New" w:eastAsia="Courier New" w:hAnsi="Courier New"/>
+          <w:sz w:val="22"/>
+          <w:szCs w:val="22"/>
+          <w:shd w:fill="EEF1FA" w:val="clear"/>
+        </w:rPr>
+        <w:t xml:space="preserve">FenixCore.localidades.buscarPorCEPSemBanco(cep)</w:t>
+      </w:r>
+      <w:r>
+        <w:rPr>
+          <w:rFonts w:ascii="Arial" w:cs="Arial" w:eastAsia="Arial" w:hAnsi="Arial"/>
+          <w:sz w:val="22"/>
+          <w:szCs w:val="22"/>
+        </w:rPr>
+        <w:t xml:space="preserve">, que consulta o ViaCEP sem gravar no Firestore; o </w:t>
+      </w:r>
+      <w:r>
+        <w:rPr>
+          <w:rFonts w:ascii="Courier New" w:cs="Courier New" w:eastAsia="Courier New" w:hAnsi="Courier New"/>
+          <w:sz w:val="22"/>
+          <w:szCs w:val="22"/>
+          <w:shd w:fill="EEF1FA" w:val="clear"/>
+        </w:rPr>
+        <w:t xml:space="preserve">buscarPorCEP</w:t>
+      </w:r>
+      <w:r>
+        <w:rPr>
+          <w:rFonts w:ascii="Arial" w:cs="Arial" w:eastAsia="Arial" w:hAnsi="Arial"/>
+          <w:sz w:val="22"/>
+          <w:szCs w:val="22"/>
+        </w:rPr>
+        <w:t xml:space="preserve">, que grava cidades e bairros no banco, só vale com o banco ativo.</w:t>
       </w:r>
     </w:p>
     <w:p>
@@ -4741,6 +4775,24 @@
           <w:sz w:val="22"/>
           <w:szCs w:val="22"/>
         </w:rPr>
+        <w:t>v3.5: a versão dos Termos e da Política acompanha a do livro, mas a data de atualização só muda quando o texto muda de fato (regra 27); a data dos dois volta a 03/10/2026, que é a do último texto aprovado. Novo FenixCore.localidades.buscarPorCEPSemBanco(cep), que consulta o ViaCEP sem gravar no Firestore, para apps com o banco ainda desligado (regra 33 e core v3.5). A entrega passa a terminar com o Painel da biblioteca (Como entregar). Livro, core, templates e documentos legais sobem juntos para a 3.5 (regra 7). Afeta apps: SIM, só quem consulta CEP com o banco desligado: troca para buscarPorCEPSemBanco na próxima alteração.</w:t>
+      </w:r>
+    </w:p>
+    <w:p>
+      <w:pPr>
+        <w:pStyle w:val="ListParagraph"/>
+        <w:numPr>
+          <w:ilvl w:val="0"/>
+          <w:numId w:val="3"/>
+        </w:numPr>
+        <w:spacing w:after="40"/>
+      </w:pPr>
+      <w:r>
+        <w:rPr>
+          <w:rFonts w:ascii="Arial" w:cs="Arial" w:eastAsia="Arial" w:hAnsi="Arial"/>
+          <w:sz w:val="22"/>
+          <w:szCs w:val="22"/>
+        </w:rPr>
         <w:t>v3.4: o `index.html` passa a ser o Painel da biblioteca, uma página que testa cada endereço oficial (core, templates, ícones, logos, Termos, Política e livro) e confere se todos estão na mesma versão (regras 11 e 24 e seção Endereços oficiais). O template de login deixa de ter cópia no `index.html` e fica só em `fenix-template-login.html`. Livro, core, templates e documentos legais sobem juntos para a 3.4 (regra 7). Afeta apps: não (nenhum app aponta para o `index.html`).</w:t>
       </w:r>
     </w:p>
@@ -5193,7 +5245,7 @@
           <w:sz w:val="22"/>
           <w:szCs w:val="22"/>
         </w:rPr>
-        <w:t>As cópias com a versão no nome (ex.: fenix-core-v3.4.js) são só histórico: não as use como referência nem aponte apps para elas.</w:t>
+        <w:t>As cópias com a versão no nome (ex.: fenix-core-v3.5.js) são só histórico: não as use como referência nem aponte apps para elas.</w:t>
       </w:r>
     </w:p>
     <w:p>
@@ -5304,6 +5356,24 @@
           <w:szCs w:val="22"/>
         </w:rPr>
         <w:t>Entregue sempre as duas cópias de tudo que tem versão, a com a versão no nome e a neutra sem versão (regra 11): o app, o core, os templates, os documentos legais e o Livro das Regras.</w:t>
+      </w:r>
+    </w:p>
+    <w:p>
+      <w:pPr>
+        <w:pStyle w:val="ListParagraph"/>
+        <w:numPr>
+          <w:ilvl w:val="0"/>
+          <w:numId w:val="3"/>
+        </w:numPr>
+        <w:spacing w:after="40"/>
+      </w:pPr>
+      <w:r>
+        <w:rPr>
+          <w:rFonts w:ascii="Arial" w:cs="Arial" w:eastAsia="Arial" w:hAnsi="Arial"/>
+          <w:sz w:val="22"/>
+          <w:szCs w:val="22"/>
+        </w:rPr>
+        <w:t>Depois de publicar, abra o Painel da biblioteca (index.html) e toque em "Testar tudo": nenhum item pode ficar em amarelo.</w:t>
       </w:r>
     </w:p>
     <w:p>

--- a/DOC/fenix-livro-das-regras.docx
+++ b/DOC/fenix-livro-das-regras.docx
@@ -29,7 +29,7 @@
           <w:sz w:val="24"/>
           <w:szCs w:val="24"/>
         </w:rPr>
-        <w:t>Padrões de desenvolvimento (v3.5)</w:t>
+        <w:t>Padrões de desenvolvimento (v3.6)</w:t>
       </w:r>
     </w:p>
     <w:p>
@@ -1197,7 +1197,7 @@
           <w:szCs w:val="22"/>
           <w:shd w:fill="EEF1FA" w:val="clear"/>
         </w:rPr>
-        <w:t>fenix-core-v3.5.js</w:t>
+        <w:t>fenix-core-v3.6.js</w:t>
       </w:r>
       <w:r>
         <w:rPr>
@@ -1231,7 +1231,7 @@
           <w:szCs w:val="22"/>
           <w:shd w:fill="EEF1FA" w:val="clear"/>
         </w:rPr>
-        <w:t>fenix-termos-de-uso-v3.5.html</w:t>
+        <w:t>fenix-termos-de-uso-v3.6.html</w:t>
       </w:r>
       <w:r>
         <w:rPr>
@@ -1248,7 +1248,7 @@
           <w:szCs w:val="22"/>
           <w:shd w:fill="EEF1FA" w:val="clear"/>
         </w:rPr>
-        <w:t>fenix-livro-das-regras-v3.5.docx</w:t>
+        <w:t>fenix-livro-das-regras-v3.6.docx</w:t>
       </w:r>
       <w:r>
         <w:rPr>
@@ -1350,7 +1350,7 @@
           <w:szCs w:val="22"/>
           <w:shd w:fill="EEF1FA" w:val="clear"/>
         </w:rPr>
-        <w:t>index-v3.5.html</w:t>
+        <w:t>index-v3.6.html</w:t>
       </w:r>
       <w:r>
         <w:rPr>
@@ -2743,7 +2743,7 @@
           <w:szCs w:val="22"/>
           <w:shd w:fill="EEF1FA" w:val="clear"/>
         </w:rPr>
-        <w:t>fenix-template-login-v3.6.html</w:t>
+        <w:t>fenix-template-login-v3.7.html</w:t>
       </w:r>
       <w:r>
         <w:rPr>
@@ -2881,7 +2881,7 @@
           <w:szCs w:val="22"/>
           <w:shd w:fill="EEF1FA" w:val="clear"/>
         </w:rPr>
-        <w:t xml:space="preserve">fenix-termos-de-uso-v3.5.html</w:t>
+        <w:t>fenix-termos-de-uso-v3.6.html</w:t>
       </w:r>
       <w:r>
         <w:rPr>
@@ -2963,7 +2963,7 @@
           <w:sz w:val="22"/>
           <w:szCs w:val="22"/>
         </w:rPr>
-        <w:t xml:space="preserve"> de primeiro acesso e não cria outro layout. Endereço oficial: https://fenicris-dev.github.io/Fenix-Core/fenix-template-onboarding.html (a versão fica dentro do arquivo; a cópia com a versão no nome, ex.: fenix-template-onboarding-v3.5.html, serve só de histórico). O app define </w:t>
+        <w:t xml:space="preserve"> de primeiro acesso e não cria outro layout. Endereço oficial: https://fenicris-dev.github.io/Fenix-Core/fenix-template-onboarding.html (a versão fica dentro do arquivo; a cópia com a versão no nome, ex.: fenix-template-onboarding-v3.6.html, serve só de histórico). O app define </w:t>
       </w:r>
       <w:r>
         <w:rPr>
@@ -4775,6 +4775,24 @@
           <w:sz w:val="22"/>
           <w:szCs w:val="22"/>
         </w:rPr>
+        <w:t>v3.6: nova regra de entrega: toda entrega com mais de um arquivo (o app e suas cópias, o manual em MD e PDF, a biblioteca) leva também um .zip com todos e um LEIAME.txt dizendo o que vai em cada pasta (Como entregar). Livro, core, templates e documentos legais sobem juntos para a 3.6 (regra 7), sem outra mudança. Afeta apps: SIM, só na entrega: a partir da próxima alteração, cada app sai também em .zip.</w:t>
+      </w:r>
+    </w:p>
+    <w:p>
+      <w:pPr>
+        <w:pStyle w:val="ListParagraph"/>
+        <w:numPr>
+          <w:ilvl w:val="0"/>
+          <w:numId w:val="3"/>
+        </w:numPr>
+        <w:spacing w:after="40"/>
+      </w:pPr>
+      <w:r>
+        <w:rPr>
+          <w:rFonts w:ascii="Arial" w:cs="Arial" w:eastAsia="Arial" w:hAnsi="Arial"/>
+          <w:sz w:val="22"/>
+          <w:szCs w:val="22"/>
+        </w:rPr>
         <w:t>v3.5: a versão dos Termos e da Política acompanha a do livro, mas a data de atualização só muda quando o texto muda de fato (regra 27); a data dos dois volta a 03/10/2026, que é a do último texto aprovado. Novo FenixCore.localidades.buscarPorCEPSemBanco(cep), que consulta o ViaCEP sem gravar no Firestore, para apps com o banco ainda desligado (regra 33 e core v3.5). A entrega passa a terminar com o Painel da biblioteca (Como entregar). Livro, core, templates e documentos legais sobem juntos para a 3.5 (regra 7). Afeta apps: SIM, só quem consulta CEP com o banco desligado: troca para buscarPorCEPSemBanco na próxima alteração.</w:t>
       </w:r>
     </w:p>
@@ -5245,7 +5263,7 @@
           <w:sz w:val="22"/>
           <w:szCs w:val="22"/>
         </w:rPr>
-        <w:t>As cópias com a versão no nome (ex.: fenix-core-v3.5.js) são só histórico: não as use como referência nem aponte apps para elas.</w:t>
+        <w:t>As cópias com a versão no nome (ex.: fenix-core-v3.6.js) são só histórico: não as use como referência nem aponte apps para elas.</w:t>
       </w:r>
     </w:p>
     <w:p>
@@ -5374,6 +5392,24 @@
           <w:szCs w:val="22"/>
         </w:rPr>
         <w:t>Depois de publicar, abra o Painel da biblioteca (index.html) e toque em "Testar tudo": nenhum item pode ficar em amarelo.</w:t>
+      </w:r>
+    </w:p>
+    <w:p>
+      <w:pPr>
+        <w:pStyle w:val="ListParagraph"/>
+        <w:numPr>
+          <w:ilvl w:val="0"/>
+          <w:numId w:val="3"/>
+        </w:numPr>
+        <w:spacing w:after="40"/>
+      </w:pPr>
+      <w:r>
+        <w:rPr>
+          <w:rFonts w:ascii="Arial" w:cs="Arial" w:eastAsia="Arial" w:hAnsi="Arial"/>
+          <w:sz w:val="22"/>
+          <w:szCs w:val="22"/>
+        </w:rPr>
+        <w:t>Se a entrega tiver mais de um arquivo (o app e suas cópias, o manual em MD e PDF, a biblioteca), entregue também um .zip com todos, com um LEIAME.txt dizendo o que vai em cada pasta.</w:t>
       </w:r>
     </w:p>
     <w:p>

--- a/DOC/fenix-livro-das-regras.docx
+++ b/DOC/fenix-livro-das-regras.docx
@@ -29,7 +29,7 @@
           <w:sz w:val="24"/>
           <w:szCs w:val="24"/>
         </w:rPr>
-        <w:t>Padrões de desenvolvimento (v3.6)</w:t>
+        <w:t>Padrões de desenvolvimento (v3.7)</w:t>
       </w:r>
     </w:p>
     <w:p>
@@ -1004,7 +1004,7 @@
           <w:sz w:val="22"/>
           <w:szCs w:val="22"/>
         </w:rPr>
-        <w:t xml:space="preserve">Sequência de versões: 1.0 → 1.1 → … → 1.9 → 2.0 → 2.1. Nunca pule versão e use só uma casa decimal (nunca 1.10). Isso vale para cada app. O Livro das Regras, o Fênix Core, os templates de login e de onboarding e os documentos legais (Termos de Uso e Política de Privacidade) andam sempre juntos, com o mesmo número: qualquer mudança em um deles sobe todos para a mesma versão nova, mesmo que o conteúdo dos outros não mude. Exceção única, registrada no Histórico: no nivelamento da v3.0, o Fênix Core (que estava na 2.5), os templates (1.2 e 1.0) e os documentos legais (1.0) saltaram direto para a 3.0.</w:t>
+        <w:t xml:space="preserve">Sequência de versões: 1.0 → 1.1 → … → 1.9 → 2.0 → 2.1. Nunca pule versão e use só uma casa decimal (nunca 1.10). Isso vale para cada app. O Livro das Regras, o Guia da biblioteca, o Fênix Core, os templates de login e de onboarding e os documentos legais (Termos de Uso e Política de Privacidade) andam sempre juntos, com o mesmo número: qualquer mudança em um deles sobe todos para a mesma versão nova, mesmo que o conteúdo dos outros não mude. Exceção única, registrada no Histórico: no nivelamento da v3.0, o Fênix Core (que estava na 2.5), os templates (1.2 e 1.0) e os documentos legais (1.0) saltaram direto para a 3.0.</w:t>
       </w:r>
     </w:p>
     <w:p>
@@ -1188,16 +1188,16 @@
           <w:sz w:val="22"/>
           <w:szCs w:val="22"/>
         </w:rPr>
-        <w:t xml:space="preserve">Duas cópias de todo material com versão: tudo que tem versão (apps novos, em atualização e antigos, Fênix Core, templates de login e de onboarding, Termos de Uso, Política de Privacidade e o próprio Livro das Regras) é entregue sempre em duas cópias idênticas. (1) Cópia com a versão no nome, só para controle interno (ex.: </w:t>
-      </w:r>
-      <w:r>
-        <w:rPr>
-          <w:rFonts w:ascii="Courier New" w:cs="Courier New" w:eastAsia="Courier New" w:hAnsi="Courier New"/>
-          <w:sz w:val="22"/>
-          <w:szCs w:val="22"/>
-          <w:shd w:fill="EEF1FA" w:val="clear"/>
-        </w:rPr>
-        <w:t>fenix-core-v3.6.js</w:t>
+        <w:t xml:space="preserve">Duas cópias de todo material com versão: tudo que tem versão (apps novos, em atualização e antigos, Fênix Core, templates de login e de onboarding, Termos de Uso, Política de Privacidade, o Livro das Regras e o Guia da biblioteca) é entregue sempre em duas cópias idênticas. (1) Cópia com a versão no nome, só para controle interno (ex.: </w:t>
+      </w:r>
+      <w:r>
+        <w:rPr>
+          <w:rFonts w:ascii="Courier New" w:cs="Courier New" w:eastAsia="Courier New" w:hAnsi="Courier New"/>
+          <w:sz w:val="22"/>
+          <w:szCs w:val="22"/>
+          <w:shd w:fill="EEF1FA" w:val="clear"/>
+        </w:rPr>
+        <w:t xml:space="preserve">fenix-core-v3.7.js</w:t>
       </w:r>
       <w:r>
         <w:rPr>
@@ -1231,7 +1231,7 @@
           <w:szCs w:val="22"/>
           <w:shd w:fill="EEF1FA" w:val="clear"/>
         </w:rPr>
-        <w:t>fenix-termos-de-uso-v3.6.html</w:t>
+        <w:t xml:space="preserve">fenix-termos-de-uso-v3.7.html</w:t>
       </w:r>
       <w:r>
         <w:rPr>
@@ -1248,7 +1248,7 @@
           <w:szCs w:val="22"/>
           <w:shd w:fill="EEF1FA" w:val="clear"/>
         </w:rPr>
-        <w:t>fenix-livro-das-regras-v3.6.docx</w:t>
+        <w:t xml:space="preserve">fenix-livro-das-regras-v3.7.docx</w:t>
       </w:r>
       <w:r>
         <w:rPr>
@@ -1350,7 +1350,7 @@
           <w:szCs w:val="22"/>
           <w:shd w:fill="EEF1FA" w:val="clear"/>
         </w:rPr>
-        <w:t>index-v3.6.html</w:t>
+        <w:t xml:space="preserve">index-v3.7.html</w:t>
       </w:r>
       <w:r>
         <w:rPr>
@@ -2743,7 +2743,7 @@
           <w:szCs w:val="22"/>
           <w:shd w:fill="EEF1FA" w:val="clear"/>
         </w:rPr>
-        <w:t>fenix-template-login-v3.7.html</w:t>
+        <w:t>fenix-template-login-v3.8.html</w:t>
       </w:r>
       <w:r>
         <w:rPr>
@@ -2881,7 +2881,7 @@
           <w:szCs w:val="22"/>
           <w:shd w:fill="EEF1FA" w:val="clear"/>
         </w:rPr>
-        <w:t>fenix-termos-de-uso-v3.6.html</w:t>
+        <w:t>fenix-termos-de-uso-v3.7.html</w:t>
       </w:r>
       <w:r>
         <w:rPr>
@@ -2963,7 +2963,7 @@
           <w:sz w:val="22"/>
           <w:szCs w:val="22"/>
         </w:rPr>
-        <w:t xml:space="preserve"> de primeiro acesso e não cria outro layout. Endereço oficial: https://fenicris-dev.github.io/Fenix-Core/fenix-template-onboarding.html (a versão fica dentro do arquivo; a cópia com a versão no nome, ex.: fenix-template-onboarding-v3.6.html, serve só de histórico). O app define </w:t>
+        <w:t xml:space="preserve"> de primeiro acesso e não cria outro layout. Endereço oficial: https://fenicris-dev.github.io/Fenix-Core/fenix-template-onboarding.html (a versão fica dentro do arquivo; a cópia com a versão no nome, ex.: fenix-template-onboarding-v3.7.html, serve só de histórico). O app define </w:t>
       </w:r>
       <w:r>
         <w:rPr>
@@ -4775,6 +4775,24 @@
           <w:sz w:val="22"/>
           <w:szCs w:val="22"/>
         </w:rPr>
+        <w:t>v3.7: o Guia da biblioteca (fenix-guia-da-biblioteca, que explica cada função do core e cada regra do livro e traz o Changelog da biblioteca) passa a fazer parte do conjunto: anda junto com a versão (regra 7), tem duas cópias (regra 11), consta nos Endereços oficiais e no Como entregar, e o Painel passa a testá-lo. O Painel ganha também testes ao vivo de CNPJ e CEP, que rodam as funções do core com a internet real, sem gravar no banco. Livro, guia, core, templates e documentos legais sobem juntos para a 3.7 (regra 7). Afeta apps: não.</w:t>
+      </w:r>
+    </w:p>
+    <w:p>
+      <w:pPr>
+        <w:pStyle w:val="ListParagraph"/>
+        <w:numPr>
+          <w:ilvl w:val="0"/>
+          <w:numId w:val="3"/>
+        </w:numPr>
+        <w:spacing w:after="40"/>
+      </w:pPr>
+      <w:r>
+        <w:rPr>
+          <w:rFonts w:ascii="Arial" w:cs="Arial" w:eastAsia="Arial" w:hAnsi="Arial"/>
+          <w:sz w:val="22"/>
+          <w:szCs w:val="22"/>
+        </w:rPr>
         <w:t>v3.6: nova regra de entrega: toda entrega com mais de um arquivo (o app e suas cópias, o manual em MD e PDF, a biblioteca) leva também um .zip com todos e um LEIAME.txt dizendo o que vai em cada pasta (Como entregar). Livro, core, templates e documentos legais sobem juntos para a 3.6 (regra 7), sem outra mudança. Afeta apps: SIM, só na entrega: a partir da próxima alteração, cada app sai também em .zip.</w:t>
       </w:r>
     </w:p>
@@ -5263,7 +5281,25 @@
           <w:sz w:val="22"/>
           <w:szCs w:val="22"/>
         </w:rPr>
-        <w:t>As cópias com a versão no nome (ex.: fenix-core-v3.6.js) são só histórico: não as use como referência nem aponte apps para elas.</w:t>
+        <w:t>Guia da biblioteca: https://fenicris-dev.github.io/Fenix-Core/MD/fenix-guia-da-biblioteca.md e https://fenicris-dev.github.io/Fenix-Core/DOC/fenix-guia-da-biblioteca.docx</w:t>
+      </w:r>
+    </w:p>
+    <w:p>
+      <w:pPr>
+        <w:pStyle w:val="ListParagraph"/>
+        <w:numPr>
+          <w:ilvl w:val="0"/>
+          <w:numId w:val="3"/>
+        </w:numPr>
+        <w:spacing w:after="40"/>
+      </w:pPr>
+      <w:r>
+        <w:rPr>
+          <w:rFonts w:ascii="Arial" w:cs="Arial" w:eastAsia="Arial" w:hAnsi="Arial"/>
+          <w:sz w:val="22"/>
+          <w:szCs w:val="22"/>
+        </w:rPr>
+        <w:t>As cópias com a versão no nome (ex.: fenix-core-v3.7.js) são só histórico: não as use como referência nem aponte apps para elas.</w:t>
       </w:r>
     </w:p>
     <w:p>
@@ -5373,7 +5409,25 @@
           <w:sz w:val="22"/>
           <w:szCs w:val="22"/>
         </w:rPr>
-        <w:t>Entregue sempre as duas cópias de tudo que tem versão, a com a versão no nome e a neutra sem versão (regra 11): o app, o core, os templates, os documentos legais e o Livro das Regras.</w:t>
+        <w:t>Atualize o Guia da biblioteca (fenix-guia-da-biblioteca): funções novas do core, regras novas do livro e a entrada do Changelog desta versão.</w:t>
+      </w:r>
+    </w:p>
+    <w:p>
+      <w:pPr>
+        <w:pStyle w:val="ListParagraph"/>
+        <w:numPr>
+          <w:ilvl w:val="0"/>
+          <w:numId w:val="3"/>
+        </w:numPr>
+        <w:spacing w:after="40"/>
+      </w:pPr>
+      <w:r>
+        <w:rPr>
+          <w:rFonts w:ascii="Arial" w:cs="Arial" w:eastAsia="Arial" w:hAnsi="Arial"/>
+          <w:sz w:val="22"/>
+          <w:szCs w:val="22"/>
+        </w:rPr>
+        <w:t>Entregue sempre as duas cópias de tudo que tem versão, a com a versão no nome e a neutra sem versão (regra 11): o app, o core, os templates, os documentos legais, o Livro das Regras e o Guia da biblioteca.</w:t>
       </w:r>
     </w:p>
     <w:p>

--- a/DOC/fenix-livro-das-regras.docx
+++ b/DOC/fenix-livro-das-regras.docx
@@ -29,7 +29,7 @@
           <w:sz w:val="24"/>
           <w:szCs w:val="24"/>
         </w:rPr>
-        <w:t>Padrões de desenvolvimento (v3.7)</w:t>
+        <w:t>Padrões de desenvolvimento (v3.9)</w:t>
       </w:r>
     </w:p>
     <w:p>
@@ -1004,7 +1004,24 @@
           <w:sz w:val="22"/>
           <w:szCs w:val="22"/>
         </w:rPr>
-        <w:t xml:space="preserve">Sequência de versões: 1.0 → 1.1 → … → 1.9 → 2.0 → 2.1. Nunca pule versão e use só uma casa decimal (nunca 1.10). Isso vale para cada app. O Livro das Regras, o Guia da biblioteca, o Fênix Core, os templates de login e de onboarding e os documentos legais (Termos de Uso e Política de Privacidade) andam sempre juntos, com o mesmo número: qualquer mudança em um deles sobe todos para a mesma versão nova, mesmo que o conteúdo dos outros não mude. Exceção única, registrada no Histórico: no nivelamento da v3.0, o Fênix Core (que estava na 2.5), os templates (1.2 e 1.0) e os documentos legais (1.0) saltaram direto para a 3.0.</w:t>
+        <w:t xml:space="preserve">Sequência de versões: 1.0 → 1.1 → … → 1.9 → 2.0 → 2.1. Nunca pule versão e use só uma casa decimal (nunca 1.10). Isso vale para cada app. O Livro das Regras, o Guia da biblioteca, as regras do Firestore (</w:t>
+      </w:r>
+      <w:r>
+        <w:rPr>
+          <w:rFonts w:ascii="Courier New" w:cs="Courier New" w:eastAsia="Courier New" w:hAnsi="Courier New"/>
+          <w:sz w:val="22"/>
+          <w:szCs w:val="22"/>
+          <w:shd w:fill="EEF1FA" w:val="clear"/>
+        </w:rPr>
+        <w:t xml:space="preserve">firestore.rules</w:t>
+      </w:r>
+      <w:r>
+        <w:rPr>
+          <w:rFonts w:ascii="Arial" w:cs="Arial" w:eastAsia="Arial" w:hAnsi="Arial"/>
+          <w:sz w:val="22"/>
+          <w:szCs w:val="22"/>
+        </w:rPr>
+        <w:t xml:space="preserve">), o Fênix Core, os templates de login e de onboarding e os documentos legais (Termos de Uso e Política de Privacidade) andam sempre juntos, com o mesmo número: qualquer mudança em um deles sobe todos para a mesma versão nova, mesmo que o conteúdo dos outros não mude. Exceção única, registrada no Histórico: no nivelamento da v3.0, o Fênix Core (que estava na 2.5), os templates (1.2 e 1.0) e os documentos legais (1.0) saltaram direto para a 3.0.</w:t>
       </w:r>
     </w:p>
     <w:p>
@@ -1188,16 +1205,16 @@
           <w:sz w:val="22"/>
           <w:szCs w:val="22"/>
         </w:rPr>
-        <w:t xml:space="preserve">Duas cópias de todo material com versão: tudo que tem versão (apps novos, em atualização e antigos, Fênix Core, templates de login e de onboarding, Termos de Uso, Política de Privacidade, o Livro das Regras e o Guia da biblioteca) é entregue sempre em duas cópias idênticas. (1) Cópia com a versão no nome, só para controle interno (ex.: </w:t>
-      </w:r>
-      <w:r>
-        <w:rPr>
-          <w:rFonts w:ascii="Courier New" w:cs="Courier New" w:eastAsia="Courier New" w:hAnsi="Courier New"/>
-          <w:sz w:val="22"/>
-          <w:szCs w:val="22"/>
-          <w:shd w:fill="EEF1FA" w:val="clear"/>
-        </w:rPr>
-        <w:t xml:space="preserve">fenix-core-v3.7.js</w:t>
+        <w:t xml:space="preserve">Duas cópias de todo material com versão: tudo que tem versão (apps novos, em atualização e antigos, Fênix Core, templates de login e de onboarding, Termos de Uso, Política de Privacidade, o Livro das Regras, o Guia da biblioteca e as regras do Firestore) é entregue sempre em duas cópias idênticas. (1) Cópia com a versão no nome, só para controle interno (ex.: </w:t>
+      </w:r>
+      <w:r>
+        <w:rPr>
+          <w:rFonts w:ascii="Courier New" w:cs="Courier New" w:eastAsia="Courier New" w:hAnsi="Courier New"/>
+          <w:sz w:val="22"/>
+          <w:szCs w:val="22"/>
+          <w:shd w:fill="EEF1FA" w:val="clear"/>
+        </w:rPr>
+        <w:t>fenix-core-v3.9.js</w:t>
       </w:r>
       <w:r>
         <w:rPr>
@@ -1231,7 +1248,7 @@
           <w:szCs w:val="22"/>
           <w:shd w:fill="EEF1FA" w:val="clear"/>
         </w:rPr>
-        <w:t xml:space="preserve">fenix-termos-de-uso-v3.7.html</w:t>
+        <w:t>fenix-termos-de-uso-v3.9.html</w:t>
       </w:r>
       <w:r>
         <w:rPr>
@@ -1248,7 +1265,7 @@
           <w:szCs w:val="22"/>
           <w:shd w:fill="EEF1FA" w:val="clear"/>
         </w:rPr>
-        <w:t xml:space="preserve">fenix-livro-das-regras-v3.7.docx</w:t>
+        <w:t>fenix-livro-das-regras-v3.9.docx</w:t>
       </w:r>
       <w:r>
         <w:rPr>
@@ -1350,7 +1367,7 @@
           <w:szCs w:val="22"/>
           <w:shd w:fill="EEF1FA" w:val="clear"/>
         </w:rPr>
-        <w:t xml:space="preserve">index-v3.7.html</w:t>
+        <w:t>index-v3.9.html</w:t>
       </w:r>
       <w:r>
         <w:rPr>
@@ -2743,7 +2760,7 @@
           <w:szCs w:val="22"/>
           <w:shd w:fill="EEF1FA" w:val="clear"/>
         </w:rPr>
-        <w:t>fenix-template-login-v3.8.html</w:t>
+        <w:t>fenix-template-login-v4.0.html</w:t>
       </w:r>
       <w:r>
         <w:rPr>
@@ -2881,7 +2898,7 @@
           <w:szCs w:val="22"/>
           <w:shd w:fill="EEF1FA" w:val="clear"/>
         </w:rPr>
-        <w:t>fenix-termos-de-uso-v3.7.html</w:t>
+        <w:t>fenix-termos-de-uso-v3.9.html</w:t>
       </w:r>
       <w:r>
         <w:rPr>
@@ -2963,7 +2980,7 @@
           <w:sz w:val="22"/>
           <w:szCs w:val="22"/>
         </w:rPr>
-        <w:t xml:space="preserve"> de primeiro acesso e não cria outro layout. Endereço oficial: https://fenicris-dev.github.io/Fenix-Core/fenix-template-onboarding.html (a versão fica dentro do arquivo; a cópia com a versão no nome, ex.: fenix-template-onboarding-v3.7.html, serve só de histórico). O app define </w:t>
+        <w:t xml:space="preserve"> de primeiro acesso e não cria outro layout. Endereço oficial: https://fenicris-dev.github.io/Fenix-Core/fenix-template-onboarding.html (a versão fica dentro do arquivo; a cópia com a versão no nome, ex.: fenix-template-onboarding-v3.9.html, serve só de histórico). O app define </w:t>
       </w:r>
       <w:r>
         <w:rPr>
@@ -3658,6 +3675,480 @@
     </w:p>
     <w:p>
       <w:pPr>
+        <w:pStyle w:val="ListParagraph"/>
+        <w:numPr>
+          <w:ilvl w:val="0"/>
+          <w:numId w:val="2"/>
+        </w:numPr>
+        <w:spacing w:after="40"/>
+      </w:pPr>
+      <w:r>
+        <w:rPr>
+          <w:rFonts w:ascii="Arial" w:cs="Arial" w:eastAsia="Arial" w:hAnsi="Arial"/>
+          <w:sz w:val="22"/>
+          <w:szCs w:val="22"/>
+        </w:rPr>
+      </w:r>
+      <w:r>
+        <w:rPr>
+          <w:rFonts w:ascii="Arial" w:cs="Arial" w:eastAsia="Arial" w:hAnsi="Arial"/>
+          <w:sz w:val="22"/>
+          <w:szCs w:val="22"/>
+        </w:rPr>
+        <w:t xml:space="preserve">Máscara automática: todo campo de CPF, CNPJ, CEP, telefone, moeda, percentual, data, hora, placa, IP, MAC ou número se formata sozinho enquanto o usuário digita. No HTML, marque o campo com </w:t>
+      </w:r>
+      <w:r>
+        <w:rPr>
+          <w:rFonts w:ascii="Courier New" w:cs="Courier New" w:eastAsia="Courier New" w:hAnsi="Courier New"/>
+          <w:sz w:val="22"/>
+          <w:szCs w:val="22"/>
+          <w:shd w:fill="EEF1FA" w:val="clear"/>
+        </w:rPr>
+        <w:t xml:space="preserve">data-mask</w:t>
+      </w:r>
+      <w:r>
+        <w:rPr>
+          <w:rFonts w:ascii="Arial" w:cs="Arial" w:eastAsia="Arial" w:hAnsi="Arial"/>
+          <w:sz w:val="22"/>
+          <w:szCs w:val="22"/>
+        </w:rPr>
+        <w:t xml:space="preserve"> (</w:t>
+      </w:r>
+      <w:r>
+        <w:rPr>
+          <w:rFonts w:ascii="Courier New" w:cs="Courier New" w:eastAsia="Courier New" w:hAnsi="Courier New"/>
+          <w:sz w:val="22"/>
+          <w:szCs w:val="22"/>
+          <w:shd w:fill="EEF1FA" w:val="clear"/>
+        </w:rPr>
+        <w:t xml:space="preserve">cpfcnpj</w:t>
+      </w:r>
+      <w:r>
+        <w:rPr>
+          <w:rFonts w:ascii="Arial" w:cs="Arial" w:eastAsia="Arial" w:hAnsi="Arial"/>
+          <w:sz w:val="22"/>
+          <w:szCs w:val="22"/>
+        </w:rPr>
+        <w:t xml:space="preserve">, </w:t>
+      </w:r>
+      <w:r>
+        <w:rPr>
+          <w:rFonts w:ascii="Courier New" w:cs="Courier New" w:eastAsia="Courier New" w:hAnsi="Courier New"/>
+          <w:sz w:val="22"/>
+          <w:szCs w:val="22"/>
+          <w:shd w:fill="EEF1FA" w:val="clear"/>
+        </w:rPr>
+        <w:t xml:space="preserve">cpf</w:t>
+      </w:r>
+      <w:r>
+        <w:rPr>
+          <w:rFonts w:ascii="Arial" w:cs="Arial" w:eastAsia="Arial" w:hAnsi="Arial"/>
+          <w:sz w:val="22"/>
+          <w:szCs w:val="22"/>
+        </w:rPr>
+        <w:t xml:space="preserve">, </w:t>
+      </w:r>
+      <w:r>
+        <w:rPr>
+          <w:rFonts w:ascii="Courier New" w:cs="Courier New" w:eastAsia="Courier New" w:hAnsi="Courier New"/>
+          <w:sz w:val="22"/>
+          <w:szCs w:val="22"/>
+          <w:shd w:fill="EEF1FA" w:val="clear"/>
+        </w:rPr>
+        <w:t xml:space="preserve">cnpj</w:t>
+      </w:r>
+      <w:r>
+        <w:rPr>
+          <w:rFonts w:ascii="Arial" w:cs="Arial" w:eastAsia="Arial" w:hAnsi="Arial"/>
+          <w:sz w:val="22"/>
+          <w:szCs w:val="22"/>
+        </w:rPr>
+        <w:t xml:space="preserve">, </w:t>
+      </w:r>
+      <w:r>
+        <w:rPr>
+          <w:rFonts w:ascii="Courier New" w:cs="Courier New" w:eastAsia="Courier New" w:hAnsi="Courier New"/>
+          <w:sz w:val="22"/>
+          <w:szCs w:val="22"/>
+          <w:shd w:fill="EEF1FA" w:val="clear"/>
+        </w:rPr>
+        <w:t xml:space="preserve">cep</w:t>
+      </w:r>
+      <w:r>
+        <w:rPr>
+          <w:rFonts w:ascii="Arial" w:cs="Arial" w:eastAsia="Arial" w:hAnsi="Arial"/>
+          <w:sz w:val="22"/>
+          <w:szCs w:val="22"/>
+        </w:rPr>
+        <w:t xml:space="preserve">, </w:t>
+      </w:r>
+      <w:r>
+        <w:rPr>
+          <w:rFonts w:ascii="Courier New" w:cs="Courier New" w:eastAsia="Courier New" w:hAnsi="Courier New"/>
+          <w:sz w:val="22"/>
+          <w:szCs w:val="22"/>
+          <w:shd w:fill="EEF1FA" w:val="clear"/>
+        </w:rPr>
+        <w:t xml:space="preserve">telefone</w:t>
+      </w:r>
+      <w:r>
+        <w:rPr>
+          <w:rFonts w:ascii="Arial" w:cs="Arial" w:eastAsia="Arial" w:hAnsi="Arial"/>
+          <w:sz w:val="22"/>
+          <w:szCs w:val="22"/>
+        </w:rPr>
+        <w:t xml:space="preserve">, </w:t>
+      </w:r>
+      <w:r>
+        <w:rPr>
+          <w:rFonts w:ascii="Courier New" w:cs="Courier New" w:eastAsia="Courier New" w:hAnsi="Courier New"/>
+          <w:sz w:val="22"/>
+          <w:szCs w:val="22"/>
+          <w:shd w:fill="EEF1FA" w:val="clear"/>
+        </w:rPr>
+        <w:t xml:space="preserve">moeda</w:t>
+      </w:r>
+      <w:r>
+        <w:rPr>
+          <w:rFonts w:ascii="Arial" w:cs="Arial" w:eastAsia="Arial" w:hAnsi="Arial"/>
+          <w:sz w:val="22"/>
+          <w:szCs w:val="22"/>
+        </w:rPr>
+        <w:t xml:space="preserve">, </w:t>
+      </w:r>
+      <w:r>
+        <w:rPr>
+          <w:rFonts w:ascii="Courier New" w:cs="Courier New" w:eastAsia="Courier New" w:hAnsi="Courier New"/>
+          <w:sz w:val="22"/>
+          <w:szCs w:val="22"/>
+          <w:shd w:fill="EEF1FA" w:val="clear"/>
+        </w:rPr>
+        <w:t xml:space="preserve">percentual</w:t>
+      </w:r>
+      <w:r>
+        <w:rPr>
+          <w:rFonts w:ascii="Arial" w:cs="Arial" w:eastAsia="Arial" w:hAnsi="Arial"/>
+          <w:sz w:val="22"/>
+          <w:szCs w:val="22"/>
+        </w:rPr>
+        <w:t xml:space="preserve">, </w:t>
+      </w:r>
+      <w:r>
+        <w:rPr>
+          <w:rFonts w:ascii="Courier New" w:cs="Courier New" w:eastAsia="Courier New" w:hAnsi="Courier New"/>
+          <w:sz w:val="22"/>
+          <w:szCs w:val="22"/>
+          <w:shd w:fill="EEF1FA" w:val="clear"/>
+        </w:rPr>
+        <w:t xml:space="preserve">data</w:t>
+      </w:r>
+      <w:r>
+        <w:rPr>
+          <w:rFonts w:ascii="Arial" w:cs="Arial" w:eastAsia="Arial" w:hAnsi="Arial"/>
+          <w:sz w:val="22"/>
+          <w:szCs w:val="22"/>
+        </w:rPr>
+        <w:t xml:space="preserve">, </w:t>
+      </w:r>
+      <w:r>
+        <w:rPr>
+          <w:rFonts w:ascii="Courier New" w:cs="Courier New" w:eastAsia="Courier New" w:hAnsi="Courier New"/>
+          <w:sz w:val="22"/>
+          <w:szCs w:val="22"/>
+          <w:shd w:fill="EEF1FA" w:val="clear"/>
+        </w:rPr>
+        <w:t xml:space="preserve">hora</w:t>
+      </w:r>
+      <w:r>
+        <w:rPr>
+          <w:rFonts w:ascii="Arial" w:cs="Arial" w:eastAsia="Arial" w:hAnsi="Arial"/>
+          <w:sz w:val="22"/>
+          <w:szCs w:val="22"/>
+        </w:rPr>
+        <w:t xml:space="preserve">, </w:t>
+      </w:r>
+      <w:r>
+        <w:rPr>
+          <w:rFonts w:ascii="Courier New" w:cs="Courier New" w:eastAsia="Courier New" w:hAnsi="Courier New"/>
+          <w:sz w:val="22"/>
+          <w:szCs w:val="22"/>
+          <w:shd w:fill="EEF1FA" w:val="clear"/>
+        </w:rPr>
+        <w:t xml:space="preserve">placa</w:t>
+      </w:r>
+      <w:r>
+        <w:rPr>
+          <w:rFonts w:ascii="Arial" w:cs="Arial" w:eastAsia="Arial" w:hAnsi="Arial"/>
+          <w:sz w:val="22"/>
+          <w:szCs w:val="22"/>
+        </w:rPr>
+        <w:t xml:space="preserve">, </w:t>
+      </w:r>
+      <w:r>
+        <w:rPr>
+          <w:rFonts w:ascii="Courier New" w:cs="Courier New" w:eastAsia="Courier New" w:hAnsi="Courier New"/>
+          <w:sz w:val="22"/>
+          <w:szCs w:val="22"/>
+          <w:shd w:fill="EEF1FA" w:val="clear"/>
+        </w:rPr>
+        <w:t xml:space="preserve">ip</w:t>
+      </w:r>
+      <w:r>
+        <w:rPr>
+          <w:rFonts w:ascii="Arial" w:cs="Arial" w:eastAsia="Arial" w:hAnsi="Arial"/>
+          <w:sz w:val="22"/>
+          <w:szCs w:val="22"/>
+        </w:rPr>
+        <w:t xml:space="preserve">, </w:t>
+      </w:r>
+      <w:r>
+        <w:rPr>
+          <w:rFonts w:ascii="Courier New" w:cs="Courier New" w:eastAsia="Courier New" w:hAnsi="Courier New"/>
+          <w:sz w:val="22"/>
+          <w:szCs w:val="22"/>
+          <w:shd w:fill="EEF1FA" w:val="clear"/>
+        </w:rPr>
+        <w:t xml:space="preserve">mac</w:t>
+      </w:r>
+      <w:r>
+        <w:rPr>
+          <w:rFonts w:ascii="Arial" w:cs="Arial" w:eastAsia="Arial" w:hAnsi="Arial"/>
+          <w:sz w:val="22"/>
+          <w:szCs w:val="22"/>
+        </w:rPr>
+        <w:t xml:space="preserve">, </w:t>
+      </w:r>
+      <w:r>
+        <w:rPr>
+          <w:rFonts w:ascii="Courier New" w:cs="Courier New" w:eastAsia="Courier New" w:hAnsi="Courier New"/>
+          <w:sz w:val="22"/>
+          <w:szCs w:val="22"/>
+          <w:shd w:fill="EEF1FA" w:val="clear"/>
+        </w:rPr>
+        <w:t xml:space="preserve">numero</w:t>
+      </w:r>
+      <w:r>
+        <w:rPr>
+          <w:rFonts w:ascii="Arial" w:cs="Arial" w:eastAsia="Arial" w:hAnsi="Arial"/>
+          <w:sz w:val="22"/>
+          <w:szCs w:val="22"/>
+        </w:rPr>
+        <w:t xml:space="preserve">) e chame uma vez </w:t>
+      </w:r>
+      <w:r>
+        <w:rPr>
+          <w:rFonts w:ascii="Courier New" w:cs="Courier New" w:eastAsia="Courier New" w:hAnsi="Courier New"/>
+          <w:sz w:val="22"/>
+          <w:szCs w:val="22"/>
+          <w:shd w:fill="EEF1FA" w:val="clear"/>
+        </w:rPr>
+        <w:t xml:space="preserve">FenixCore.mascaras.auto()</w:t>
+      </w:r>
+      <w:r>
+        <w:rPr>
+          <w:rFonts w:ascii="Arial" w:cs="Arial" w:eastAsia="Arial" w:hAnsi="Arial"/>
+          <w:sz w:val="22"/>
+          <w:szCs w:val="22"/>
+        </w:rPr>
+        <w:t xml:space="preserve"> depois do carregamento do core. Nunca escreva máscara própria.</w:t>
+      </w:r>
+    </w:p>
+    <w:p>
+      <w:pPr>
+        <w:pStyle w:val="ListParagraph"/>
+        <w:numPr>
+          <w:ilvl w:val="0"/>
+          <w:numId w:val="2"/>
+        </w:numPr>
+        <w:spacing w:after="40"/>
+      </w:pPr>
+      <w:r>
+        <w:rPr>
+          <w:rFonts w:ascii="Arial" w:cs="Arial" w:eastAsia="Arial" w:hAnsi="Arial"/>
+          <w:sz w:val="22"/>
+          <w:szCs w:val="22"/>
+        </w:rPr>
+      </w:r>
+      <w:r>
+        <w:rPr>
+          <w:rFonts w:ascii="Arial" w:cs="Arial" w:eastAsia="Arial" w:hAnsi="Arial"/>
+          <w:sz w:val="22"/>
+          <w:szCs w:val="22"/>
+        </w:rPr>
+        <w:t xml:space="preserve">CPF e CNPJ no mesmo campo (</w:t>
+      </w:r>
+      <w:r>
+        <w:rPr>
+          <w:rFonts w:ascii="Courier New" w:cs="Courier New" w:eastAsia="Courier New" w:hAnsi="Courier New"/>
+          <w:sz w:val="22"/>
+          <w:szCs w:val="22"/>
+          <w:shd w:fill="EEF1FA" w:val="clear"/>
+        </w:rPr>
+        <w:t xml:space="preserve">cpfcnpj</w:t>
+      </w:r>
+      <w:r>
+        <w:rPr>
+          <w:rFonts w:ascii="Arial" w:cs="Arial" w:eastAsia="Arial" w:hAnsi="Arial"/>
+          <w:sz w:val="22"/>
+          <w:szCs w:val="22"/>
+        </w:rPr>
+        <w:t xml:space="preserve">): até 11 dígitos aparece como CPF (</w:t>
+      </w:r>
+      <w:r>
+        <w:rPr>
+          <w:rFonts w:ascii="Courier New" w:cs="Courier New" w:eastAsia="Courier New" w:hAnsi="Courier New"/>
+          <w:sz w:val="22"/>
+          <w:szCs w:val="22"/>
+          <w:shd w:fill="EEF1FA" w:val="clear"/>
+        </w:rPr>
+        <w:t xml:space="preserve">000.000.000-00</w:t>
+      </w:r>
+      <w:r>
+        <w:rPr>
+          <w:rFonts w:ascii="Arial" w:cs="Arial" w:eastAsia="Arial" w:hAnsi="Arial"/>
+          <w:sz w:val="22"/>
+          <w:szCs w:val="22"/>
+        </w:rPr>
+        <w:t xml:space="preserve">); passando de 11, vira CNPJ (</w:t>
+      </w:r>
+      <w:r>
+        <w:rPr>
+          <w:rFonts w:ascii="Courier New" w:cs="Courier New" w:eastAsia="Courier New" w:hAnsi="Courier New"/>
+          <w:sz w:val="22"/>
+          <w:szCs w:val="22"/>
+          <w:shd w:fill="EEF1FA" w:val="clear"/>
+        </w:rPr>
+        <w:t xml:space="preserve">00.000.000/0000-00</w:t>
+      </w:r>
+      <w:r>
+        <w:rPr>
+          <w:rFonts w:ascii="Arial" w:cs="Arial" w:eastAsia="Arial" w:hAnsi="Arial"/>
+          <w:sz w:val="22"/>
+          <w:szCs w:val="22"/>
+        </w:rPr>
+        <w:t xml:space="preserve">).</w:t>
+      </w:r>
+    </w:p>
+    <w:p>
+      <w:pPr>
+        <w:pStyle w:val="ListParagraph"/>
+        <w:numPr>
+          <w:ilvl w:val="0"/>
+          <w:numId w:val="2"/>
+        </w:numPr>
+        <w:spacing w:after="40"/>
+      </w:pPr>
+      <w:r>
+        <w:rPr>
+          <w:rFonts w:ascii="Arial" w:cs="Arial" w:eastAsia="Arial" w:hAnsi="Arial"/>
+          <w:sz w:val="22"/>
+          <w:szCs w:val="22"/>
+        </w:rPr>
+      </w:r>
+      <w:r>
+        <w:rPr>
+          <w:rFonts w:ascii="Arial" w:cs="Arial" w:eastAsia="Arial" w:hAnsi="Arial"/>
+          <w:sz w:val="22"/>
+          <w:szCs w:val="22"/>
+        </w:rPr>
+        <w:t xml:space="preserve">Moeda (</w:t>
+      </w:r>
+      <w:r>
+        <w:rPr>
+          <w:rFonts w:ascii="Courier New" w:cs="Courier New" w:eastAsia="Courier New" w:hAnsi="Courier New"/>
+          <w:sz w:val="22"/>
+          <w:szCs w:val="22"/>
+          <w:shd w:fill="EEF1FA" w:val="clear"/>
+        </w:rPr>
+        <w:t xml:space="preserve">moeda</w:t>
+      </w:r>
+      <w:r>
+        <w:rPr>
+          <w:rFonts w:ascii="Arial" w:cs="Arial" w:eastAsia="Arial" w:hAnsi="Arial"/>
+          <w:sz w:val="22"/>
+          <w:szCs w:val="22"/>
+        </w:rPr>
+        <w:t xml:space="preserve">): os dígitos entram pelos centavos e os pontos dos milhares aparecem sozinhos: 1 vira R$ 0,01, 10 vira R$ 0,10, 100 vira R$ 1,00, 1000 vira R$ 10,00 e 123456 vira R$ 1.234,56. Para guardar, use </w:t>
+      </w:r>
+      <w:r>
+        <w:rPr>
+          <w:rFonts w:ascii="Courier New" w:cs="Courier New" w:eastAsia="Courier New" w:hAnsi="Courier New"/>
+          <w:sz w:val="22"/>
+          <w:szCs w:val="22"/>
+          <w:shd w:fill="EEF1FA" w:val="clear"/>
+        </w:rPr>
+        <w:t xml:space="preserve">FenixCore.mascaras.moedaParaNumero</w:t>
+      </w:r>
+      <w:r>
+        <w:rPr>
+          <w:rFonts w:ascii="Arial" w:cs="Arial" w:eastAsia="Arial" w:hAnsi="Arial"/>
+          <w:sz w:val="22"/>
+          <w:szCs w:val="22"/>
+        </w:rPr>
+        <w:t xml:space="preserve">; para mostrar um valor guardado, </w:t>
+      </w:r>
+      <w:r>
+        <w:rPr>
+          <w:rFonts w:ascii="Courier New" w:cs="Courier New" w:eastAsia="Courier New" w:hAnsi="Courier New"/>
+          <w:sz w:val="22"/>
+          <w:szCs w:val="22"/>
+          <w:shd w:fill="EEF1FA" w:val="clear"/>
+        </w:rPr>
+        <w:t xml:space="preserve">numeroParaMoeda</w:t>
+      </w:r>
+      <w:r>
+        <w:rPr>
+          <w:rFonts w:ascii="Arial" w:cs="Arial" w:eastAsia="Arial" w:hAnsi="Arial"/>
+          <w:sz w:val="22"/>
+          <w:szCs w:val="22"/>
+        </w:rPr>
+        <w:t xml:space="preserve"> ou </w:t>
+      </w:r>
+      <w:r>
+        <w:rPr>
+          <w:rFonts w:ascii="Courier New" w:cs="Courier New" w:eastAsia="Courier New" w:hAnsi="Courier New"/>
+          <w:sz w:val="22"/>
+          <w:szCs w:val="22"/>
+          <w:shd w:fill="EEF1FA" w:val="clear"/>
+        </w:rPr>
+        <w:t xml:space="preserve">definirValor</w:t>
+      </w:r>
+      <w:r>
+        <w:rPr>
+          <w:rFonts w:ascii="Arial" w:cs="Arial" w:eastAsia="Arial" w:hAnsi="Arial"/>
+          <w:sz w:val="22"/>
+          <w:szCs w:val="22"/>
+        </w:rPr>
+        <w:t xml:space="preserve">.</w:t>
+      </w:r>
+    </w:p>
+    <w:p>
+      <w:pPr>
+        <w:pStyle w:val="ListParagraph"/>
+        <w:numPr>
+          <w:ilvl w:val="0"/>
+          <w:numId w:val="2"/>
+        </w:numPr>
+        <w:spacing w:after="40"/>
+      </w:pPr>
+      <w:r>
+        <w:rPr>
+          <w:rFonts w:ascii="Arial" w:cs="Arial" w:eastAsia="Arial" w:hAnsi="Arial"/>
+          <w:sz w:val="22"/>
+          <w:szCs w:val="22"/>
+        </w:rPr>
+      </w:r>
+      <w:r>
+        <w:rPr>
+          <w:rFonts w:ascii="Arial" w:cs="Arial" w:eastAsia="Arial" w:hAnsi="Arial"/>
+          <w:sz w:val="22"/>
+          <w:szCs w:val="22"/>
+        </w:rPr>
+        <w:t xml:space="preserve">Todo campo novo com formato fixo ganha máscara automática, mesmo que eu não peça; se o tipo ainda não existir no core, avise e proponha acrescentá-lo.</w:t>
+      </w:r>
+    </w:p>
+    <w:p>
+      <w:pPr>
         <w:tabs>
           <w:tab w:val="left" w:pos="400"/>
         </w:tabs>
@@ -3691,15 +4182,32 @@
           <w:szCs w:val="22"/>
           <w:shd w:fill="EEF1FA" w:val="clear"/>
         </w:rPr>
-        <w:t>R$ 0.000,00</w:t>
-      </w:r>
-      <w:r>
-        <w:rPr>
-          <w:rFonts w:ascii="Arial" w:cs="Arial" w:eastAsia="Arial" w:hAnsi="Arial"/>
-          <w:sz w:val="22"/>
-          <w:szCs w:val="22"/>
-        </w:rPr>
-        <w:t xml:space="preserve"> (ponto nos milhares, vírgula nos decimais), tanto na exibição quanto nos campos de digitação, enquanto o usuário digita.</w:t>
+        <w:t xml:space="preserve">R$ 0.000,00</w:t>
+      </w:r>
+      <w:r>
+        <w:rPr>
+          <w:rFonts w:ascii="Arial" w:cs="Arial" w:eastAsia="Arial" w:hAnsi="Arial"/>
+          <w:sz w:val="22"/>
+          <w:szCs w:val="22"/>
+        </w:rPr>
+        <w:t xml:space="preserve"> (ponto nos milhares, vírgula nos decimais), tanto na exibição quanto nos campos de digitação, enquanto o usuário digita. Nos campos de digitação use </w:t>
+      </w:r>
+      <w:r>
+        <w:rPr>
+          <w:rFonts w:ascii="Courier New" w:cs="Courier New" w:eastAsia="Courier New" w:hAnsi="Courier New"/>
+          <w:sz w:val="22"/>
+          <w:szCs w:val="22"/>
+          <w:shd w:fill="EEF1FA" w:val="clear"/>
+        </w:rPr>
+        <w:t xml:space="preserve">data-mask="moeda"</w:t>
+      </w:r>
+      <w:r>
+        <w:rPr>
+          <w:rFonts w:ascii="Arial" w:cs="Arial" w:eastAsia="Arial" w:hAnsi="Arial"/>
+          <w:sz w:val="22"/>
+          <w:szCs w:val="22"/>
+        </w:rPr>
+        <w:t xml:space="preserve"> (regra 38): os dígitos entram pelos centavos.</w:t>
       </w:r>
     </w:p>
     <w:p>
@@ -3737,7 +4245,7 @@
           <w:szCs w:val="22"/>
           <w:shd w:fill="EEF1FA" w:val="clear"/>
         </w:rPr>
-        <w:t>dd/mm/aaaa</w:t>
+        <w:t xml:space="preserve">dd/mm/aaaa</w:t>
       </w:r>
       <w:r>
         <w:rPr>
@@ -3754,32 +4262,83 @@
           <w:szCs w:val="22"/>
           <w:shd w:fill="EEF1FA" w:val="clear"/>
         </w:rPr>
-        <w:t>HH:mm</w:t>
-      </w:r>
-      <w:r>
-        <w:rPr>
-          <w:rFonts w:ascii="Arial" w:cs="Arial" w:eastAsia="Arial" w:hAnsi="Arial"/>
-          <w:sz w:val="22"/>
-          <w:szCs w:val="22"/>
-        </w:rPr>
-        <w:t>), na exibição e nos campos de digitação. Internamente, guarde as datas em formato ISO (</w:t>
-      </w:r>
-      <w:r>
-        <w:rPr>
-          <w:rFonts w:ascii="Courier New" w:cs="Courier New" w:eastAsia="Courier New" w:hAnsi="Courier New"/>
-          <w:sz w:val="22"/>
-          <w:szCs w:val="22"/>
-          <w:shd w:fill="EEF1FA" w:val="clear"/>
-        </w:rPr>
-        <w:t>aaaa-mm-dd</w:t>
-      </w:r>
-      <w:r>
-        <w:rPr>
-          <w:rFonts w:ascii="Arial" w:cs="Arial" w:eastAsia="Arial" w:hAnsi="Arial"/>
-          <w:sz w:val="22"/>
-          <w:szCs w:val="22"/>
-        </w:rPr>
-        <w:t>).</w:t>
+        <w:t xml:space="preserve">HH:mm</w:t>
+      </w:r>
+      <w:r>
+        <w:rPr>
+          <w:rFonts w:ascii="Arial" w:cs="Arial" w:eastAsia="Arial" w:hAnsi="Arial"/>
+          <w:sz w:val="22"/>
+          <w:szCs w:val="22"/>
+        </w:rPr>
+        <w:t xml:space="preserve">), na exibição e nos campos de digitação. Internamente, guarde as datas em formato ISO (</w:t>
+      </w:r>
+      <w:r>
+        <w:rPr>
+          <w:rFonts w:ascii="Courier New" w:cs="Courier New" w:eastAsia="Courier New" w:hAnsi="Courier New"/>
+          <w:sz w:val="22"/>
+          <w:szCs w:val="22"/>
+          <w:shd w:fill="EEF1FA" w:val="clear"/>
+        </w:rPr>
+        <w:t xml:space="preserve">aaaa-mm-dd</w:t>
+      </w:r>
+      <w:r>
+        <w:rPr>
+          <w:rFonts w:ascii="Arial" w:cs="Arial" w:eastAsia="Arial" w:hAnsi="Arial"/>
+          <w:sz w:val="22"/>
+          <w:szCs w:val="22"/>
+        </w:rPr>
+        <w:t xml:space="preserve">). Nos campos de digitação use </w:t>
+      </w:r>
+      <w:r>
+        <w:rPr>
+          <w:rFonts w:ascii="Courier New" w:cs="Courier New" w:eastAsia="Courier New" w:hAnsi="Courier New"/>
+          <w:sz w:val="22"/>
+          <w:szCs w:val="22"/>
+          <w:shd w:fill="EEF1FA" w:val="clear"/>
+        </w:rPr>
+        <w:t xml:space="preserve">data-mask="data"</w:t>
+      </w:r>
+      <w:r>
+        <w:rPr>
+          <w:rFonts w:ascii="Arial" w:cs="Arial" w:eastAsia="Arial" w:hAnsi="Arial"/>
+          <w:sz w:val="22"/>
+          <w:szCs w:val="22"/>
+        </w:rPr>
+        <w:t xml:space="preserve"> e </w:t>
+      </w:r>
+      <w:r>
+        <w:rPr>
+          <w:rFonts w:ascii="Courier New" w:cs="Courier New" w:eastAsia="Courier New" w:hAnsi="Courier New"/>
+          <w:sz w:val="22"/>
+          <w:szCs w:val="22"/>
+          <w:shd w:fill="EEF1FA" w:val="clear"/>
+        </w:rPr>
+        <w:t xml:space="preserve">data-mask="hora"</w:t>
+      </w:r>
+      <w:r>
+        <w:rPr>
+          <w:rFonts w:ascii="Arial" w:cs="Arial" w:eastAsia="Arial" w:hAnsi="Arial"/>
+          <w:sz w:val="22"/>
+          <w:szCs w:val="22"/>
+        </w:rPr>
+        <w:t xml:space="preserve"> (regra 38); </w:t>
+      </w:r>
+      <w:r>
+        <w:rPr>
+          <w:rFonts w:ascii="Courier New" w:cs="Courier New" w:eastAsia="Courier New" w:hAnsi="Courier New"/>
+          <w:sz w:val="22"/>
+          <w:szCs w:val="22"/>
+          <w:shd w:fill="EEF1FA" w:val="clear"/>
+        </w:rPr>
+        <w:t xml:space="preserve">FenixCore.mascaras.dataParaISO</w:t>
+      </w:r>
+      <w:r>
+        <w:rPr>
+          <w:rFonts w:ascii="Arial" w:cs="Arial" w:eastAsia="Arial" w:hAnsi="Arial"/>
+          <w:sz w:val="22"/>
+          <w:szCs w:val="22"/>
+        </w:rPr>
+        <w:t xml:space="preserve"> converte para o formato ISO.</w:t>
       </w:r>
     </w:p>
     <w:p>
@@ -4118,15 +4677,32 @@
           <w:szCs w:val="22"/>
           <w:shd w:fill="EEF1FA" w:val="clear"/>
         </w:rPr>
-        <w:t>request.auth.uid</w:t>
-      </w:r>
-      <w:r>
-        <w:rPr>
-          <w:rFonts w:ascii="Arial" w:cs="Arial" w:eastAsia="Arial" w:hAnsi="Arial"/>
-          <w:sz w:val="22"/>
-          <w:szCs w:val="22"/>
-        </w:rPr>
-        <w:t xml:space="preserve"> com o dono do documento); dados compartilhados entre usuários só com permissão explícita. Ao criar ou alterar coleções, entregue junto as regras do Firestore correspondentes, para eu publicar no console do Firebase.</w:t>
+        <w:t xml:space="preserve">request.auth.uid</w:t>
+      </w:r>
+      <w:r>
+        <w:rPr>
+          <w:rFonts w:ascii="Arial" w:cs="Arial" w:eastAsia="Arial" w:hAnsi="Arial"/>
+          <w:sz w:val="22"/>
+          <w:szCs w:val="22"/>
+        </w:rPr>
+        <w:t xml:space="preserve"> com o dono do documento); dados compartilhados entre usuários só com permissão explícita. Ao criar ou alterar coleções, entregue junto as regras do Firestore correspondentes, para eu publicar no console do Firebase. Parta do arquivo-base </w:t>
+      </w:r>
+      <w:r>
+        <w:rPr>
+          <w:rFonts w:ascii="Courier New" w:cs="Courier New" w:eastAsia="Courier New" w:hAnsi="Courier New"/>
+          <w:sz w:val="22"/>
+          <w:szCs w:val="22"/>
+          <w:shd w:fill="EEF1FA" w:val="clear"/>
+        </w:rPr>
+        <w:t xml:space="preserve">firestore.rules</w:t>
+      </w:r>
+      <w:r>
+        <w:rPr>
+          <w:rFonts w:ascii="Arial" w:cs="Arial" w:eastAsia="Arial" w:hAnsi="Arial"/>
+          <w:sz w:val="22"/>
+          <w:szCs w:val="22"/>
+        </w:rPr>
+        <w:t xml:space="preserve"> da biblioteca (endereço em Endereços oficiais), que traz as regras das coleções do Fênix Core (empresas, equipe, convites, vínculo usuário e empresa, catálogos por empresa e base compartilhada): ajuste só o que o app criar de coleção própria e entregue o arquivo pronto, nas duas cópias (regra 11). Enquanto eu não confirmar que ele bate com o que está publicado no console, é proposta: avise para eu comparar antes de publicar.</w:t>
       </w:r>
     </w:p>
     <w:p>
@@ -4503,223 +5079,36 @@
           <w:sz w:val="26"/>
           <w:szCs w:val="26"/>
         </w:rPr>
-        <w:t>FICHA DE APLICAÇÃO DAS REGRAS</w:t>
-      </w:r>
-    </w:p>
-    <w:p>
-      <w:pPr>
-        <w:pStyle w:val="ListParagraph"/>
-        <w:numPr>
-          <w:ilvl w:val="0"/>
-          <w:numId w:val="3"/>
-        </w:numPr>
-        <w:spacing w:after="40"/>
-      </w:pPr>
-      <w:r>
-        <w:rPr>
-          <w:rFonts w:ascii="Arial" w:cs="Arial" w:eastAsia="Arial" w:hAnsi="Arial"/>
-          <w:sz w:val="22"/>
-          <w:szCs w:val="22"/>
-        </w:rPr>
-        <w:t>A cada app novo ou alterado, confirme comigo esta ficha. Valem SEMPRE, sem marcar: regras 1 a 3, 5 a 22, 39, 40 e 47 a 53 (o Fênix Core é carregado em todo app, com o banco de dados pré-configurado e desligado; as regras 39 e 40 valem sempre que o app tiver valores em reais ou datas). Os grupos B a G vêm marcados por padrão; eu desmarco o que não se aplica ao app. O grupo A vem desmarcado e só é marcado quando eu der o sinal de ativar o banco. Você aplica só o que ficar marcado.</w:t>
-      </w:r>
-    </w:p>
-    <w:p>
-      <w:pPr>
-        <w:pStyle w:val="ListParagraph"/>
-        <w:numPr>
-          <w:ilvl w:val="0"/>
-          <w:numId w:val="3"/>
-        </w:numPr>
-        <w:spacing w:after="40"/>
-      </w:pPr>
-      <w:r>
-        <w:rPr>
-          <w:rFonts w:ascii="Arial" w:cs="Arial" w:eastAsia="Arial" w:hAnsi="Arial"/>
-          <w:sz w:val="22"/>
-          <w:szCs w:val="22"/>
-        </w:rPr>
-        <w:t>☐ A. Banco de dados Firebase (Firestore) ativo: regras 4 e 46. Só quando eu der o sinal de ativar (chave FENIX_BANCO_ATIVO = true, regra 1).</w:t>
-      </w:r>
-    </w:p>
-    <w:p>
-      <w:pPr>
-        <w:pStyle w:val="ListParagraph"/>
-        <w:numPr>
-          <w:ilvl w:val="0"/>
-          <w:numId w:val="3"/>
-        </w:numPr>
-        <w:spacing w:after="40"/>
-      </w:pPr>
-      <w:r>
-        <w:rPr>
-          <w:rFonts w:ascii="Arial" w:cs="Arial" w:eastAsia="Arial" w:hAnsi="Arial"/>
-          <w:sz w:val="22"/>
-          <w:szCs w:val="22"/>
-        </w:rPr>
-        <w:t>☑ B. Acesso com login: regras 23 a 32 (login, onboarding, nome, avatar, splash, Termos e Política).</w:t>
-      </w:r>
-    </w:p>
-    <w:p>
-      <w:pPr>
-        <w:pStyle w:val="ListParagraph"/>
-        <w:numPr>
-          <w:ilvl w:val="0"/>
-          <w:numId w:val="3"/>
-        </w:numPr>
-        <w:spacing w:after="40"/>
-      </w:pPr>
-      <w:r>
-        <w:rPr>
-          <w:rFonts w:ascii="Arial" w:cs="Arial" w:eastAsia="Arial" w:hAnsi="Arial"/>
-          <w:sz w:val="22"/>
-          <w:szCs w:val="22"/>
-        </w:rPr>
-        <w:t>☑ C. Cadastro de pessoas PF/PJ: regras 33 a 38, 41 e 42.</w:t>
-      </w:r>
-    </w:p>
-    <w:p>
-      <w:pPr>
-        <w:pStyle w:val="ListParagraph"/>
-        <w:numPr>
-          <w:ilvl w:val="0"/>
-          <w:numId w:val="3"/>
-        </w:numPr>
-        <w:spacing w:after="40"/>
-      </w:pPr>
-      <w:r>
-        <w:rPr>
-          <w:rFonts w:ascii="Arial" w:cs="Arial" w:eastAsia="Arial" w:hAnsi="Arial"/>
-          <w:sz w:val="22"/>
-          <w:szCs w:val="22"/>
-        </w:rPr>
-        <w:t>☑ D. Ficha de produto/equipamento: regra 43 (e a regra 42).</w:t>
-      </w:r>
-    </w:p>
-    <w:p>
-      <w:pPr>
-        <w:pStyle w:val="ListParagraph"/>
-        <w:numPr>
-          <w:ilvl w:val="0"/>
-          <w:numId w:val="3"/>
-        </w:numPr>
-        <w:spacing w:after="40"/>
-      </w:pPr>
-      <w:r>
-        <w:rPr>
-          <w:rFonts w:ascii="Arial" w:cs="Arial" w:eastAsia="Arial" w:hAnsi="Arial"/>
-          <w:sz w:val="22"/>
-          <w:szCs w:val="22"/>
-        </w:rPr>
-        <w:t>☑ E. Backup dos dados no aparelho: regra 44.</w:t>
-      </w:r>
-    </w:p>
-    <w:p>
-      <w:pPr>
-        <w:pStyle w:val="ListParagraph"/>
-        <w:numPr>
-          <w:ilvl w:val="0"/>
-          <w:numId w:val="3"/>
-        </w:numPr>
-        <w:spacing w:after="40"/>
-      </w:pPr>
-      <w:r>
-        <w:rPr>
-          <w:rFonts w:ascii="Arial" w:cs="Arial" w:eastAsia="Arial" w:hAnsi="Arial"/>
-          <w:sz w:val="22"/>
-          <w:szCs w:val="22"/>
-        </w:rPr>
-        <w:t>☑ F. Documentos em PDF: regra 45.</w:t>
-      </w:r>
-    </w:p>
-    <w:p>
-      <w:pPr>
-        <w:pStyle w:val="ListParagraph"/>
-        <w:numPr>
-          <w:ilvl w:val="0"/>
-          <w:numId w:val="3"/>
-        </w:numPr>
-        <w:spacing w:after="40"/>
-      </w:pPr>
-      <w:r>
-        <w:rPr>
-          <w:rFonts w:ascii="Arial" w:cs="Arial" w:eastAsia="Arial" w:hAnsi="Arial"/>
-          <w:sz w:val="22"/>
-          <w:szCs w:val="22"/>
-        </w:rPr>
-        <w:t>☑ G. Dashboard com indicadores: regra 54.</w:t>
-      </w:r>
-    </w:p>
-    <w:p>
-      <w:pPr>
-        <w:pStyle w:val="ListParagraph"/>
-        <w:numPr>
-          <w:ilvl w:val="0"/>
-          <w:numId w:val="3"/>
-        </w:numPr>
-        <w:spacing w:after="40"/>
-      </w:pPr>
-      <w:r>
-        <w:rPr>
-          <w:rFonts w:ascii="Arial" w:cs="Arial" w:eastAsia="Arial" w:hAnsi="Arial"/>
-          <w:sz w:val="22"/>
-          <w:szCs w:val="22"/>
-        </w:rPr>
-        <w:t>Máscaras (regra 38) valem em qualquer campo de CPF, CNPJ, CEP ou telefone, mesmo sem marcar C.</w:t>
-      </w:r>
-    </w:p>
-    <w:p>
-      <w:pPr>
-        <w:pStyle w:val="ListParagraph"/>
-        <w:numPr>
-          <w:ilvl w:val="0"/>
-          <w:numId w:val="3"/>
-        </w:numPr>
-        <w:spacing w:after="40"/>
-      </w:pPr>
-      <w:r>
-        <w:rPr>
-          <w:rFonts w:ascii="Arial" w:cs="Arial" w:eastAsia="Arial" w:hAnsi="Arial"/>
-          <w:sz w:val="22"/>
-          <w:szCs w:val="22"/>
-        </w:rPr>
-        <w:t>A regra 35 (consulta do CNPJ) vale em qualquer app que capture CNPJ, mesmo sem marcar C.</w:t>
-      </w:r>
-    </w:p>
-    <w:p>
-      <w:pPr>
-        <w:pStyle w:val="ListParagraph"/>
-        <w:numPr>
-          <w:ilvl w:val="0"/>
-          <w:numId w:val="3"/>
-        </w:numPr>
-        <w:spacing w:after="40"/>
-      </w:pPr>
-      <w:r>
-        <w:rPr>
-          <w:rFonts w:ascii="Arial" w:cs="Arial" w:eastAsia="Arial" w:hAnsi="Arial"/>
-          <w:sz w:val="22"/>
-          <w:szCs w:val="22"/>
-        </w:rPr>
-        <w:t>As partes de reconexão com o Firebase da regra 3 só valem com o grupo A marcado.</w:t>
-      </w:r>
-    </w:p>
-    <w:p>
-      <w:pPr>
-        <w:pStyle w:val="ListParagraph"/>
-        <w:numPr>
-          <w:ilvl w:val="0"/>
-          <w:numId w:val="3"/>
-        </w:numPr>
-        <w:spacing w:after="40"/>
-      </w:pPr>
-      <w:r>
-        <w:rPr>
-          <w:rFonts w:ascii="Arial" w:cs="Arial" w:eastAsia="Arial" w:hAnsi="Arial"/>
-          <w:sz w:val="22"/>
-          <w:szCs w:val="22"/>
-        </w:rPr>
-        <w:t>Registre a ficha do app na primeira entrada do Changelog dele e no selo (regra 53).</w:t>
+        <w:t>9. TRAZER UM APP ANTIGO AO PADRÃO</w:t>
+      </w:r>
+    </w:p>
+    <w:p>
+      <w:pPr>
+        <w:tabs>
+          <w:tab w:val="left" w:pos="400"/>
+        </w:tabs>
+        <w:spacing w:after="80"/>
+        <w:ind w:left="400" w:hanging="400"/>
+      </w:pPr>
+      <w:r>
+        <w:rPr>
+          <w:rFonts w:ascii="Arial" w:cs="Arial" w:eastAsia="Arial" w:hAnsi="Arial"/>
+          <w:b/>
+          <w:bCs/>
+          <w:color w:val="041273"/>
+          <w:sz w:val="22"/>
+          <w:szCs w:val="22"/>
+        </w:rPr>
+        <w:t>55.</w:t>
+        <w:tab/>
+      </w:r>
+      <w:r>
+        <w:rPr>
+          <w:rFonts w:ascii="Arial" w:cs="Arial" w:eastAsia="Arial" w:hAnsi="Arial"/>
+          <w:sz w:val="22"/>
+          <w:szCs w:val="22"/>
+        </w:rPr>
+        <w:t xml:space="preserve">Trazer um app antigo ao padrão: quando eu trouxer um app existente para alteração, siga este roteiro, nesta ordem. (a) Leia o selo (regra 53): sem selo, aplique o livro inteiro; selo antigo, só o que o Histórico indica; selo igual ao do livro, nada a aplicar além do que eu pedir. (b) Preencha comigo a Ficha (regra 52). (c) Faça o inventário: liste, em poucas linhas, o que o app já cumpre e o que falta, regra por regra, e me mostre antes de mexer. (d) Proteja os dados: não mude o nome nem o formato das chaves do localStorage nem das coleções existentes; se for preciso mudar, escreva a migração e ofereça o backup (regra 44) antes. (e) Aplique em etapas, entregando cada uma testada: 1) core, banco desligado e selo (regras 1, 2 e 53); 2) identidade (regras 14 a 22); 3) acesso (regras 23 a 32, inclusive o splash); 4) cadastros e máscaras (regras 33 a 43), trocando os cadastros próprios de pessoas pelas funções do core; 5) qualidade (regras 12, 13, 44, 45 e 54: Changelog e Manual, Sobre, backup, PDF e dashboard). (f) Não mude o comportamento nem o visual de telas que eu não pedi, a não ser que uma regra exija; se uma regra conflitar com algo que o app faz hoje, avise e pergunte. (g) Entregue conforme Como entregar, mantendo a sequência de versões do próprio app e registrando a Ficha no primeiro item do Changelog. (h) Acrescente o app em Apps já no padrão, com o selo e a Ficha.</w:t>
       </w:r>
     </w:p>
     <w:p>
@@ -4739,7 +5128,7 @@
           <w:sz w:val="26"/>
           <w:szCs w:val="26"/>
         </w:rPr>
-        <w:t>HISTÓRICO DO LIVRO (o que muda para os apps)</w:t>
+        <w:t>FICHA DE APLICAÇÃO DAS REGRAS</w:t>
       </w:r>
     </w:p>
     <w:p>
@@ -4757,7 +5146,7 @@
           <w:sz w:val="22"/>
           <w:szCs w:val="22"/>
         </w:rPr>
-        <w:t>Use este histórico para saber se o selo de um app (regra 53) exige alguma ação. Versões antes da v2.5 não tinham selo: app sem selo é comparado com o livro inteiro.</w:t>
+        <w:t>A cada app novo ou alterado, confirme comigo esta ficha. Valem SEMPRE, sem marcar: regras 1 a 3, 5 a 22, 39, 40, 47 a 53 e 55 (o Fênix Core é carregado em todo app, com o banco de dados pré-configurado e desligado; as regras 39 e 40 valem sempre que o app tiver valores em reais ou datas). Os grupos B a G vêm marcados por padrão; eu desmarco o que não se aplica ao app. O grupo A vem desmarcado e só é marcado quando eu der o sinal de ativar o banco. Você aplica só o que ficar marcado.</w:t>
       </w:r>
     </w:p>
     <w:p>
@@ -4775,7 +5164,7 @@
           <w:sz w:val="22"/>
           <w:szCs w:val="22"/>
         </w:rPr>
-        <w:t>v3.7: o Guia da biblioteca (fenix-guia-da-biblioteca, que explica cada função do core e cada regra do livro e traz o Changelog da biblioteca) passa a fazer parte do conjunto: anda junto com a versão (regra 7), tem duas cópias (regra 11), consta nos Endereços oficiais e no Como entregar, e o Painel passa a testá-lo. O Painel ganha também testes ao vivo de CNPJ e CEP, que rodam as funções do core com a internet real, sem gravar no banco. Livro, guia, core, templates e documentos legais sobem juntos para a 3.7 (regra 7). Afeta apps: não.</w:t>
+        <w:t>☐ A. Banco de dados Firebase (Firestore) ativo: regras 4 e 46. Só quando eu der o sinal de ativar (chave FENIX_BANCO_ATIVO = true, regra 1).</w:t>
       </w:r>
     </w:p>
     <w:p>
@@ -4793,7 +5182,7 @@
           <w:sz w:val="22"/>
           <w:szCs w:val="22"/>
         </w:rPr>
-        <w:t>v3.6: nova regra de entrega: toda entrega com mais de um arquivo (o app e suas cópias, o manual em MD e PDF, a biblioteca) leva também um .zip com todos e um LEIAME.txt dizendo o que vai em cada pasta (Como entregar). Livro, core, templates e documentos legais sobem juntos para a 3.6 (regra 7), sem outra mudança. Afeta apps: SIM, só na entrega: a partir da próxima alteração, cada app sai também em .zip.</w:t>
+        <w:t>☑ B. Acesso com login: regras 23 a 32 (login, onboarding, nome, avatar, splash, Termos e Política).</w:t>
       </w:r>
     </w:p>
     <w:p>
@@ -4811,7 +5200,7 @@
           <w:sz w:val="22"/>
           <w:szCs w:val="22"/>
         </w:rPr>
-        <w:t>v3.5: a versão dos Termos e da Política acompanha a do livro, mas a data de atualização só muda quando o texto muda de fato (regra 27); a data dos dois volta a 03/10/2026, que é a do último texto aprovado. Novo FenixCore.localidades.buscarPorCEPSemBanco(cep), que consulta o ViaCEP sem gravar no Firestore, para apps com o banco ainda desligado (regra 33 e core v3.5). A entrega passa a terminar com o Painel da biblioteca (Como entregar). Livro, core, templates e documentos legais sobem juntos para a 3.5 (regra 7). Afeta apps: SIM, só quem consulta CEP com o banco desligado: troca para buscarPorCEPSemBanco na próxima alteração.</w:t>
+        <w:t>☑ C. Cadastro de pessoas PF/PJ: regras 33 a 38, 41 e 42.</w:t>
       </w:r>
     </w:p>
     <w:p>
@@ -4829,7 +5218,7 @@
           <w:sz w:val="22"/>
           <w:szCs w:val="22"/>
         </w:rPr>
-        <w:t>v3.4: o `index.html` passa a ser o Painel da biblioteca, uma página que testa cada endereço oficial (core, templates, ícones, logos, Termos, Política e livro) e confere se todos estão na mesma versão (regras 11 e 24 e seção Endereços oficiais). O template de login deixa de ter cópia no `index.html` e fica só em `fenix-template-login.html`. Livro, core, templates e documentos legais sobem juntos para a 3.4 (regra 7). Afeta apps: não (nenhum app aponta para o `index.html`).</w:t>
+        <w:t>☑ D. Ficha de produto/equipamento: regra 43 (e a regra 42).</w:t>
       </w:r>
     </w:p>
     <w:p>
@@ -4847,7 +5236,7 @@
           <w:sz w:val="22"/>
           <w:szCs w:val="22"/>
         </w:rPr>
-        <w:t>v3.3: caminhos oficiais conferidos com o repositório. O nome certo é Fenix-Core, com hífen: a v3.2 (com sublinhado, Fenix_Core) fica cancelada e nenhum app deve usá-la. Ícones ficam na pasta Icon/, logos em Logo/ (oficial Azul, segunda opção Branca, auxiliares Black, Silver e Gray, com a regra de usar o contraste que melhor combina com o app), Termos e Política em Termos/, livro em MD/ (.md) e DOC/ (.docx). Regras 17 e 27 e a seção Endereços oficiais atualizadas; Fenix_Icone_128.png criado. Livro, core, templates e documentos legais sobem juntos para a 3.3 (regra 7). Afeta apps: SIM. Na próxima alteração, o app aponta para os endereços novos (principalmente ícones, logos, Termos e Política); enquanto isso, os arquivos antigos da raiz precisam continuar publicados.</w:t>
+        <w:t>☑ E. Backup dos dados no aparelho: regra 44.</w:t>
       </w:r>
     </w:p>
     <w:p>
@@ -4865,7 +5254,7 @@
           <w:sz w:val="22"/>
           <w:szCs w:val="22"/>
         </w:rPr>
-        <w:t>v3.2: novo endereço oficial da biblioteca (Fênix Core, templates, ícones, logos, Termos, Política e livro): https://fenicris-dev.github.io/Fenix_Core/ (Fenix_Core, com sublinhado). O endereço antigo (…/Fenix-Core/, com hífen) deixa de valer. Regra 1, regras 17, 24, 27 e 29 e a seção Endereços oficiais atualizadas; livro, core, templates e documentos legais sobem juntos para a 3.2 (regra 7). Afeta apps: SIM. Todo app que aponta para o endereço antigo (core, ícones, logos, Termos, Política) troca para o novo na próxima alteração dele; até lá, o endereço antigo precisa continuar publicado para o app não quebrar.</w:t>
+        <w:t>☑ F. Documentos em PDF: regra 45.</w:t>
       </w:r>
     </w:p>
     <w:p>
@@ -4883,7 +5272,7 @@
           <w:sz w:val="22"/>
           <w:szCs w:val="22"/>
         </w:rPr>
-        <w:t>v3.1: ícone provisório (regra 17) vale para todo app sem ícone próprio ou com o ícone da letra F, e também no splash; o splash de abertura (regra 32) passa a existir em todos os apps, não só nos com autenticação, sempre com o ícone do app (águia, enquanto não houver o oficial). Livro, core, templates e documentos legais sobem juntos para a 3.1 (regra 7), sem mudança de conteúdo fora do livro. Afeta apps: SIM. Cada app ganha isso na próxima alteração dele.</w:t>
+        <w:t>☑ G. Dashboard com indicadores: regra 54.</w:t>
       </w:r>
     </w:p>
     <w:p>
@@ -4901,7 +5290,7 @@
           <w:sz w:val="22"/>
           <w:szCs w:val="22"/>
         </w:rPr>
-        <w:t>v3.0: nivelamento das versões. Livro, Fênix Core, templates de login e de onboarding e documentos legais passam a andar sempre juntos, com o mesmo número (regra 7). O core saltou da 2.5 para a 3.0, os templates de 1.2 e 1.0 para a 3.0 e os Termos e a Política de 1.0 para a 3.0 (texto jurídico inalterado; e-mail de contato trampodofenix@gmail.com). Nova regra 11: todo material com versão é entregue em duas cópias, com versão no nome (controle interno) e neutra (referência), inclusive os apps. Afeta apps: SIM, só na entrega. Na próxima alteração, cada app passa a sair também com a cópia neutra, sem versão no nome, e o selo vai para 3.0.</w:t>
+        <w:t>Máscaras (regra 38) valem em qualquer campo de CPF, CNPJ, CEP ou telefone, mesmo sem marcar C.</w:t>
       </w:r>
     </w:p>
     <w:p>
@@ -4919,7 +5308,7 @@
           <w:sz w:val="22"/>
           <w:szCs w:val="22"/>
         </w:rPr>
-        <w:t>v2.9: consulta de CNPJ com endereço completo em qualquer app, completado pela BrasilAPI quando vier só o CEP (regra 35 e Fênix Core v2.5); ícone provisório da águia para app sem ícone próprio (regra 17); app nasce pronto para usar o banco do core (regra 1). Afeta apps: SIM. Cada app ganha isso na próxima alteração dele.</w:t>
+        <w:t>A regra 35 (consulta do CNPJ) vale em qualquer app que capture CNPJ, mesmo sem marcar C.</w:t>
       </w:r>
     </w:p>
     <w:p>
@@ -4937,7 +5326,7 @@
           <w:sz w:val="22"/>
           <w:szCs w:val="22"/>
         </w:rPr>
-        <w:t>v2.8: as regras 12, 13 e 54 passam a indicar as funções prontas do Fênix Core v2.4 (sobre.montarTela, manual e dashboard.montar). Afeta apps: não (nada novo a cumprir; o app usa as funções em vez de reescrevê-las).</w:t>
+        <w:t>As partes de reconexão com o Firebase da regra 3 só valem com o grupo A marcado.</w:t>
       </w:r>
     </w:p>
     <w:p>
@@ -4955,115 +5344,7 @@
           <w:sz w:val="22"/>
           <w:szCs w:val="22"/>
         </w:rPr>
-        <w:t>v2.7: Manual do usuário em MD (consulta no app) e PDF (download), com passo a passo e prints; Changelog dentro da Sobre com datas de criação e modificação (regras 12 e 13); dashboard clicável (nova regra 54, grupo G da Ficha). Afeta apps: SIM. Cada app ganha isso na próxima alteração dele.</w:t>
-      </w:r>
-    </w:p>
-    <w:p>
-      <w:pPr>
-        <w:pStyle w:val="ListParagraph"/>
-        <w:numPr>
-          <w:ilvl w:val="0"/>
-          <w:numId w:val="3"/>
-        </w:numPr>
-        <w:spacing w:after="40"/>
-      </w:pPr>
-      <w:r>
-        <w:rPr>
-          <w:rFonts w:ascii="Arial" w:cs="Arial" w:eastAsia="Arial" w:hAnsi="Arial"/>
-          <w:sz w:val="22"/>
-          <w:szCs w:val="22"/>
-        </w:rPr>
-        <w:t>v2.6: banco de dados pré-configurado em todo app e ativado só no meu sinal (regra 1 e grupo A da ficha). Afeta apps: SIM. O app ganha a chave FENIX_BANCO_ATIVO e o carregamento do core na próxima alteração.</w:t>
-      </w:r>
-    </w:p>
-    <w:p>
-      <w:pPr>
-        <w:pStyle w:val="ListParagraph"/>
-        <w:numPr>
-          <w:ilvl w:val="0"/>
-          <w:numId w:val="3"/>
-        </w:numPr>
-        <w:spacing w:after="40"/>
-      </w:pPr>
-      <w:r>
-        <w:rPr>
-          <w:rFonts w:ascii="Arial" w:cs="Arial" w:eastAsia="Arial" w:hAnsi="Arial"/>
-          <w:sz w:val="22"/>
-          <w:szCs w:val="22"/>
-        </w:rPr>
-        <w:t>v2.5: Ficha de aplicação das regras e Selo do Livro (regra 53); regra 52 reescrita. Afeta apps: SIM. O app ganha o selo e a ficha na próxima alteração.</w:t>
-      </w:r>
-    </w:p>
-    <w:p>
-      <w:pPr>
-        <w:pStyle w:val="ListParagraph"/>
-        <w:numPr>
-          <w:ilvl w:val="0"/>
-          <w:numId w:val="3"/>
-        </w:numPr>
-        <w:spacing w:after="40"/>
-      </w:pPr>
-      <w:r>
-        <w:rPr>
-          <w:rFonts w:ascii="Arial" w:cs="Arial" w:eastAsia="Arial" w:hAnsi="Arial"/>
-          <w:sz w:val="22"/>
-          <w:szCs w:val="22"/>
-        </w:rPr>
-        <w:t>v2.4: seção Endereços oficiais. Afeta apps: não.</w:t>
-      </w:r>
-    </w:p>
-    <w:p>
-      <w:pPr>
-        <w:pStyle w:val="ListParagraph"/>
-        <w:numPr>
-          <w:ilvl w:val="0"/>
-          <w:numId w:val="3"/>
-        </w:numPr>
-        <w:spacing w:after="40"/>
-      </w:pPr>
-      <w:r>
-        <w:rPr>
-          <w:rFonts w:ascii="Arial" w:cs="Arial" w:eastAsia="Arial" w:hAnsi="Arial"/>
-          <w:sz w:val="22"/>
-          <w:szCs w:val="22"/>
-        </w:rPr>
-        <w:t>v2.3: templates de login e onboarding sem versão no nome (regras 11, 23, 24 e 29). Afeta apps: não.</w:t>
-      </w:r>
-    </w:p>
-    <w:p>
-      <w:pPr>
-        <w:pStyle w:val="ListParagraph"/>
-        <w:numPr>
-          <w:ilvl w:val="0"/>
-          <w:numId w:val="3"/>
-        </w:numPr>
-        <w:spacing w:after="40"/>
-      </w:pPr>
-      <w:r>
-        <w:rPr>
-          <w:rFonts w:ascii="Arial" w:cs="Arial" w:eastAsia="Arial" w:hAnsi="Arial"/>
-          <w:sz w:val="22"/>
-          <w:szCs w:val="22"/>
-        </w:rPr>
-        <w:t>v2.2: removidas a regra do aviso de nova versão e a do template de layout com menu; numeração reajustada. Afeta apps: não (quem já tem o aviso pode mantê-lo).</w:t>
-      </w:r>
-    </w:p>
-    <w:p>
-      <w:pPr>
-        <w:pStyle w:val="ListParagraph"/>
-        <w:numPr>
-          <w:ilvl w:val="0"/>
-          <w:numId w:val="3"/>
-        </w:numPr>
-        <w:spacing w:after="40"/>
-      </w:pPr>
-      <w:r>
-        <w:rPr>
-          <w:rFonts w:ascii="Arial" w:cs="Arial" w:eastAsia="Arial" w:hAnsi="Arial"/>
-          <w:sz w:val="22"/>
-          <w:szCs w:val="22"/>
-        </w:rPr>
-        <w:t>v2.1: anotação dos apps já no padrão. Afeta apps: não.</w:t>
+        <w:t>Registre a ficha do app na primeira entrada do Changelog dele e no selo (regra 53).</w:t>
       </w:r>
     </w:p>
     <w:p>
@@ -5083,6 +5364,386 @@
           <w:sz w:val="26"/>
           <w:szCs w:val="26"/>
         </w:rPr>
+        <w:t>HISTÓRICO DO LIVRO (o que muda para os apps)</w:t>
+      </w:r>
+    </w:p>
+    <w:p>
+      <w:pPr>
+        <w:pStyle w:val="ListParagraph"/>
+        <w:numPr>
+          <w:ilvl w:val="0"/>
+          <w:numId w:val="3"/>
+        </w:numPr>
+        <w:spacing w:after="40"/>
+      </w:pPr>
+      <w:r>
+        <w:rPr>
+          <w:rFonts w:ascii="Arial" w:cs="Arial" w:eastAsia="Arial" w:hAnsi="Arial"/>
+          <w:sz w:val="22"/>
+          <w:szCs w:val="22"/>
+        </w:rPr>
+        <w:t>Use este histórico para saber se o selo de um app (regra 53) exige alguma ação. Versões antes da v2.5 não tinham selo: app sem selo é comparado com o livro inteiro.</w:t>
+      </w:r>
+    </w:p>
+    <w:p>
+      <w:pPr>
+        <w:pStyle w:val="ListParagraph"/>
+        <w:numPr>
+          <w:ilvl w:val="0"/>
+          <w:numId w:val="3"/>
+        </w:numPr>
+        <w:spacing w:after="40"/>
+      </w:pPr>
+      <w:r>
+        <w:rPr>
+          <w:rFonts w:ascii="Arial" w:cs="Arial" w:eastAsia="Arial" w:hAnsi="Arial"/>
+          <w:sz w:val="22"/>
+          <w:szCs w:val="22"/>
+        </w:rPr>
+        <w:t>v3.9: máscaras automáticas em todo app: o campo se formata sozinho enquanto o usuário digita, sem eu precisar pedir. Novo FenixCore.mascaras no core, ligado por data-mask e FenixCore.mascaras.auto(): CPF e CNPJ no mesmo campo (até 11 dígitos é CPF, passou de 11 vira CNPJ), moeda pelos centavos (1000 vira R$ 10,00), telefone fixo e celular, CEP, data, hora, placa, IP, MAC, percentual e número (regras 38 a 40). O Painel ganha o teste automático das máscaras e um grupo para digitar e conferir na tela. Livro, guia, core, regras do Firestore, templates e documentos legais sobem juntos para a 3.9 (regra 7). Afeta apps: SIM. Cada app troca as máscaras próprias por FenixCore.mascaras na próxima alteração dele.</w:t>
+      </w:r>
+    </w:p>
+    <w:p>
+      <w:pPr>
+        <w:pStyle w:val="ListParagraph"/>
+        <w:numPr>
+          <w:ilvl w:val="0"/>
+          <w:numId w:val="3"/>
+        </w:numPr>
+        <w:spacing w:after="40"/>
+      </w:pPr>
+      <w:r>
+        <w:rPr>
+          <w:rFonts w:ascii="Arial" w:cs="Arial" w:eastAsia="Arial" w:hAnsi="Arial"/>
+          <w:sz w:val="22"/>
+          <w:szCs w:val="22"/>
+        </w:rPr>
+        <w:t>v3.8: nova regra 55 (seção 9, Trazer um app antigo ao padrão): roteiro para quando eu trouxer um app existente, com leitura do selo, Ficha, inventário mostrado antes de mexer, proteção dos dados, cinco etapas testadas e anotação em Apps já no padrão. A regra 46 passa a apontar para o arquivo-base firestore.rules, uma proposta de regras do Firestore para as coleções do Fênix Core, que entra na biblioteca com duas cópias (regra 11), nos Endereços oficiais e no Painel. Livro, guia, core, templates e documentos legais sobem juntos para a 3.8 (regra 7). Afeta apps: não (o roteiro é um jeito de trabalhar e o firestore.rules só vale quando eu publicar as regras no console com você).</w:t>
+      </w:r>
+    </w:p>
+    <w:p>
+      <w:pPr>
+        <w:pStyle w:val="ListParagraph"/>
+        <w:numPr>
+          <w:ilvl w:val="0"/>
+          <w:numId w:val="3"/>
+        </w:numPr>
+        <w:spacing w:after="40"/>
+      </w:pPr>
+      <w:r>
+        <w:rPr>
+          <w:rFonts w:ascii="Arial" w:cs="Arial" w:eastAsia="Arial" w:hAnsi="Arial"/>
+          <w:sz w:val="22"/>
+          <w:szCs w:val="22"/>
+        </w:rPr>
+        <w:t>v3.7: o Guia da biblioteca (fenix-guia-da-biblioteca, que explica cada função do core e cada regra do livro e traz o Changelog da biblioteca) passa a fazer parte do conjunto: anda junto com a versão (regra 7), tem duas cópias (regra 11), consta nos Endereços oficiais e no Como entregar, e o Painel passa a testá-lo. O Painel ganha também testes ao vivo de CNPJ e CEP, que rodam as funções do core com a internet real, sem gravar no banco. Livro, guia, core, templates e documentos legais sobem juntos para a 3.7 (regra 7). Afeta apps: não.</w:t>
+      </w:r>
+    </w:p>
+    <w:p>
+      <w:pPr>
+        <w:pStyle w:val="ListParagraph"/>
+        <w:numPr>
+          <w:ilvl w:val="0"/>
+          <w:numId w:val="3"/>
+        </w:numPr>
+        <w:spacing w:after="40"/>
+      </w:pPr>
+      <w:r>
+        <w:rPr>
+          <w:rFonts w:ascii="Arial" w:cs="Arial" w:eastAsia="Arial" w:hAnsi="Arial"/>
+          <w:sz w:val="22"/>
+          <w:szCs w:val="22"/>
+        </w:rPr>
+        <w:t>v3.6: nova regra de entrega: toda entrega com mais de um arquivo (o app e suas cópias, o manual em MD e PDF, a biblioteca) leva também um .zip com todos e um LEIAME.txt dizendo o que vai em cada pasta (Como entregar). Livro, core, templates e documentos legais sobem juntos para a 3.6 (regra 7), sem outra mudança. Afeta apps: SIM, só na entrega: a partir da próxima alteração, cada app sai também em .zip.</w:t>
+      </w:r>
+    </w:p>
+    <w:p>
+      <w:pPr>
+        <w:pStyle w:val="ListParagraph"/>
+        <w:numPr>
+          <w:ilvl w:val="0"/>
+          <w:numId w:val="3"/>
+        </w:numPr>
+        <w:spacing w:after="40"/>
+      </w:pPr>
+      <w:r>
+        <w:rPr>
+          <w:rFonts w:ascii="Arial" w:cs="Arial" w:eastAsia="Arial" w:hAnsi="Arial"/>
+          <w:sz w:val="22"/>
+          <w:szCs w:val="22"/>
+        </w:rPr>
+        <w:t>v3.5: a versão dos Termos e da Política acompanha a do livro, mas a data de atualização só muda quando o texto muda de fato (regra 27); a data dos dois volta a 03/10/2026, que é a do último texto aprovado. Novo FenixCore.localidades.buscarPorCEPSemBanco(cep), que consulta o ViaCEP sem gravar no Firestore, para apps com o banco ainda desligado (regra 33 e core v3.5). A entrega passa a terminar com o Painel da biblioteca (Como entregar). Livro, core, templates e documentos legais sobem juntos para a 3.5 (regra 7). Afeta apps: SIM, só quem consulta CEP com o banco desligado: troca para buscarPorCEPSemBanco na próxima alteração.</w:t>
+      </w:r>
+    </w:p>
+    <w:p>
+      <w:pPr>
+        <w:pStyle w:val="ListParagraph"/>
+        <w:numPr>
+          <w:ilvl w:val="0"/>
+          <w:numId w:val="3"/>
+        </w:numPr>
+        <w:spacing w:after="40"/>
+      </w:pPr>
+      <w:r>
+        <w:rPr>
+          <w:rFonts w:ascii="Arial" w:cs="Arial" w:eastAsia="Arial" w:hAnsi="Arial"/>
+          <w:sz w:val="22"/>
+          <w:szCs w:val="22"/>
+        </w:rPr>
+        <w:t>v3.4: o `index.html` passa a ser o Painel da biblioteca, uma página que testa cada endereço oficial (core, templates, ícones, logos, Termos, Política e livro) e confere se todos estão na mesma versão (regras 11 e 24 e seção Endereços oficiais). O template de login deixa de ter cópia no `index.html` e fica só em `fenix-template-login.html`. Livro, core, templates e documentos legais sobem juntos para a 3.4 (regra 7). Afeta apps: não (nenhum app aponta para o `index.html`).</w:t>
+      </w:r>
+    </w:p>
+    <w:p>
+      <w:pPr>
+        <w:pStyle w:val="ListParagraph"/>
+        <w:numPr>
+          <w:ilvl w:val="0"/>
+          <w:numId w:val="3"/>
+        </w:numPr>
+        <w:spacing w:after="40"/>
+      </w:pPr>
+      <w:r>
+        <w:rPr>
+          <w:rFonts w:ascii="Arial" w:cs="Arial" w:eastAsia="Arial" w:hAnsi="Arial"/>
+          <w:sz w:val="22"/>
+          <w:szCs w:val="22"/>
+        </w:rPr>
+        <w:t>v3.3: caminhos oficiais conferidos com o repositório. O nome certo é Fenix-Core, com hífen: a v3.2 (com sublinhado, Fenix_Core) fica cancelada e nenhum app deve usá-la. Ícones ficam na pasta Icon/, logos em Logo/ (oficial Azul, segunda opção Branca, auxiliares Black, Silver e Gray, com a regra de usar o contraste que melhor combina com o app), Termos e Política em Termos/, livro em MD/ (.md) e DOC/ (.docx). Regras 17 e 27 e a seção Endereços oficiais atualizadas; Fenix_Icone_128.png criado. Livro, core, templates e documentos legais sobem juntos para a 3.3 (regra 7). Afeta apps: SIM. Na próxima alteração, o app aponta para os endereços novos (principalmente ícones, logos, Termos e Política); enquanto isso, os arquivos antigos da raiz precisam continuar publicados.</w:t>
+      </w:r>
+    </w:p>
+    <w:p>
+      <w:pPr>
+        <w:pStyle w:val="ListParagraph"/>
+        <w:numPr>
+          <w:ilvl w:val="0"/>
+          <w:numId w:val="3"/>
+        </w:numPr>
+        <w:spacing w:after="40"/>
+      </w:pPr>
+      <w:r>
+        <w:rPr>
+          <w:rFonts w:ascii="Arial" w:cs="Arial" w:eastAsia="Arial" w:hAnsi="Arial"/>
+          <w:sz w:val="22"/>
+          <w:szCs w:val="22"/>
+        </w:rPr>
+        <w:t>v3.2: novo endereço oficial da biblioteca (Fênix Core, templates, ícones, logos, Termos, Política e livro): https://fenicris-dev.github.io/Fenix_Core/ (Fenix_Core, com sublinhado). O endereço antigo (…/Fenix-Core/, com hífen) deixa de valer. Regra 1, regras 17, 24, 27 e 29 e a seção Endereços oficiais atualizadas; livro, core, templates e documentos legais sobem juntos para a 3.2 (regra 7). Afeta apps: SIM. Todo app que aponta para o endereço antigo (core, ícones, logos, Termos, Política) troca para o novo na próxima alteração dele; até lá, o endereço antigo precisa continuar publicado para o app não quebrar.</w:t>
+      </w:r>
+    </w:p>
+    <w:p>
+      <w:pPr>
+        <w:pStyle w:val="ListParagraph"/>
+        <w:numPr>
+          <w:ilvl w:val="0"/>
+          <w:numId w:val="3"/>
+        </w:numPr>
+        <w:spacing w:after="40"/>
+      </w:pPr>
+      <w:r>
+        <w:rPr>
+          <w:rFonts w:ascii="Arial" w:cs="Arial" w:eastAsia="Arial" w:hAnsi="Arial"/>
+          <w:sz w:val="22"/>
+          <w:szCs w:val="22"/>
+        </w:rPr>
+        <w:t>v3.1: ícone provisório (regra 17) vale para todo app sem ícone próprio ou com o ícone da letra F, e também no splash; o splash de abertura (regra 32) passa a existir em todos os apps, não só nos com autenticação, sempre com o ícone do app (águia, enquanto não houver o oficial). Livro, core, templates e documentos legais sobem juntos para a 3.1 (regra 7), sem mudança de conteúdo fora do livro. Afeta apps: SIM. Cada app ganha isso na próxima alteração dele.</w:t>
+      </w:r>
+    </w:p>
+    <w:p>
+      <w:pPr>
+        <w:pStyle w:val="ListParagraph"/>
+        <w:numPr>
+          <w:ilvl w:val="0"/>
+          <w:numId w:val="3"/>
+        </w:numPr>
+        <w:spacing w:after="40"/>
+      </w:pPr>
+      <w:r>
+        <w:rPr>
+          <w:rFonts w:ascii="Arial" w:cs="Arial" w:eastAsia="Arial" w:hAnsi="Arial"/>
+          <w:sz w:val="22"/>
+          <w:szCs w:val="22"/>
+        </w:rPr>
+        <w:t>v3.0: nivelamento das versões. Livro, Fênix Core, templates de login e de onboarding e documentos legais passam a andar sempre juntos, com o mesmo número (regra 7). O core saltou da 2.5 para a 3.0, os templates de 1.2 e 1.0 para a 3.0 e os Termos e a Política de 1.0 para a 3.0 (texto jurídico inalterado; e-mail de contato trampodofenix@gmail.com). Nova regra 11: todo material com versão é entregue em duas cópias, com versão no nome (controle interno) e neutra (referência), inclusive os apps. Afeta apps: SIM, só na entrega. Na próxima alteração, cada app passa a sair também com a cópia neutra, sem versão no nome, e o selo vai para 3.0.</w:t>
+      </w:r>
+    </w:p>
+    <w:p>
+      <w:pPr>
+        <w:pStyle w:val="ListParagraph"/>
+        <w:numPr>
+          <w:ilvl w:val="0"/>
+          <w:numId w:val="3"/>
+        </w:numPr>
+        <w:spacing w:after="40"/>
+      </w:pPr>
+      <w:r>
+        <w:rPr>
+          <w:rFonts w:ascii="Arial" w:cs="Arial" w:eastAsia="Arial" w:hAnsi="Arial"/>
+          <w:sz w:val="22"/>
+          <w:szCs w:val="22"/>
+        </w:rPr>
+        <w:t>v2.9: consulta de CNPJ com endereço completo em qualquer app, completado pela BrasilAPI quando vier só o CEP (regra 35 e Fênix Core v2.5); ícone provisório da águia para app sem ícone próprio (regra 17); app nasce pronto para usar o banco do core (regra 1). Afeta apps: SIM. Cada app ganha isso na próxima alteração dele.</w:t>
+      </w:r>
+    </w:p>
+    <w:p>
+      <w:pPr>
+        <w:pStyle w:val="ListParagraph"/>
+        <w:numPr>
+          <w:ilvl w:val="0"/>
+          <w:numId w:val="3"/>
+        </w:numPr>
+        <w:spacing w:after="40"/>
+      </w:pPr>
+      <w:r>
+        <w:rPr>
+          <w:rFonts w:ascii="Arial" w:cs="Arial" w:eastAsia="Arial" w:hAnsi="Arial"/>
+          <w:sz w:val="22"/>
+          <w:szCs w:val="22"/>
+        </w:rPr>
+        <w:t>v2.8: as regras 12, 13 e 54 passam a indicar as funções prontas do Fênix Core v2.4 (sobre.montarTela, manual e dashboard.montar). Afeta apps: não (nada novo a cumprir; o app usa as funções em vez de reescrevê-las).</w:t>
+      </w:r>
+    </w:p>
+    <w:p>
+      <w:pPr>
+        <w:pStyle w:val="ListParagraph"/>
+        <w:numPr>
+          <w:ilvl w:val="0"/>
+          <w:numId w:val="3"/>
+        </w:numPr>
+        <w:spacing w:after="40"/>
+      </w:pPr>
+      <w:r>
+        <w:rPr>
+          <w:rFonts w:ascii="Arial" w:cs="Arial" w:eastAsia="Arial" w:hAnsi="Arial"/>
+          <w:sz w:val="22"/>
+          <w:szCs w:val="22"/>
+        </w:rPr>
+        <w:t>v2.7: Manual do usuário em MD (consulta no app) e PDF (download), com passo a passo e prints; Changelog dentro da Sobre com datas de criação e modificação (regras 12 e 13); dashboard clicável (nova regra 54, grupo G da Ficha). Afeta apps: SIM. Cada app ganha isso na próxima alteração dele.</w:t>
+      </w:r>
+    </w:p>
+    <w:p>
+      <w:pPr>
+        <w:pStyle w:val="ListParagraph"/>
+        <w:numPr>
+          <w:ilvl w:val="0"/>
+          <w:numId w:val="3"/>
+        </w:numPr>
+        <w:spacing w:after="40"/>
+      </w:pPr>
+      <w:r>
+        <w:rPr>
+          <w:rFonts w:ascii="Arial" w:cs="Arial" w:eastAsia="Arial" w:hAnsi="Arial"/>
+          <w:sz w:val="22"/>
+          <w:szCs w:val="22"/>
+        </w:rPr>
+        <w:t>v2.6: banco de dados pré-configurado em todo app e ativado só no meu sinal (regra 1 e grupo A da ficha). Afeta apps: SIM. O app ganha a chave FENIX_BANCO_ATIVO e o carregamento do core na próxima alteração.</w:t>
+      </w:r>
+    </w:p>
+    <w:p>
+      <w:pPr>
+        <w:pStyle w:val="ListParagraph"/>
+        <w:numPr>
+          <w:ilvl w:val="0"/>
+          <w:numId w:val="3"/>
+        </w:numPr>
+        <w:spacing w:after="40"/>
+      </w:pPr>
+      <w:r>
+        <w:rPr>
+          <w:rFonts w:ascii="Arial" w:cs="Arial" w:eastAsia="Arial" w:hAnsi="Arial"/>
+          <w:sz w:val="22"/>
+          <w:szCs w:val="22"/>
+        </w:rPr>
+        <w:t>v2.5: Ficha de aplicação das regras e Selo do Livro (regra 53); regra 52 reescrita. Afeta apps: SIM. O app ganha o selo e a ficha na próxima alteração.</w:t>
+      </w:r>
+    </w:p>
+    <w:p>
+      <w:pPr>
+        <w:pStyle w:val="ListParagraph"/>
+        <w:numPr>
+          <w:ilvl w:val="0"/>
+          <w:numId w:val="3"/>
+        </w:numPr>
+        <w:spacing w:after="40"/>
+      </w:pPr>
+      <w:r>
+        <w:rPr>
+          <w:rFonts w:ascii="Arial" w:cs="Arial" w:eastAsia="Arial" w:hAnsi="Arial"/>
+          <w:sz w:val="22"/>
+          <w:szCs w:val="22"/>
+        </w:rPr>
+        <w:t>v2.4: seção Endereços oficiais. Afeta apps: não.</w:t>
+      </w:r>
+    </w:p>
+    <w:p>
+      <w:pPr>
+        <w:pStyle w:val="ListParagraph"/>
+        <w:numPr>
+          <w:ilvl w:val="0"/>
+          <w:numId w:val="3"/>
+        </w:numPr>
+        <w:spacing w:after="40"/>
+      </w:pPr>
+      <w:r>
+        <w:rPr>
+          <w:rFonts w:ascii="Arial" w:cs="Arial" w:eastAsia="Arial" w:hAnsi="Arial"/>
+          <w:sz w:val="22"/>
+          <w:szCs w:val="22"/>
+        </w:rPr>
+        <w:t>v2.3: templates de login e onboarding sem versão no nome (regras 11, 23, 24 e 29). Afeta apps: não.</w:t>
+      </w:r>
+    </w:p>
+    <w:p>
+      <w:pPr>
+        <w:pStyle w:val="ListParagraph"/>
+        <w:numPr>
+          <w:ilvl w:val="0"/>
+          <w:numId w:val="3"/>
+        </w:numPr>
+        <w:spacing w:after="40"/>
+      </w:pPr>
+      <w:r>
+        <w:rPr>
+          <w:rFonts w:ascii="Arial" w:cs="Arial" w:eastAsia="Arial" w:hAnsi="Arial"/>
+          <w:sz w:val="22"/>
+          <w:szCs w:val="22"/>
+        </w:rPr>
+        <w:t>v2.2: removidas a regra do aviso de nova versão e a do template de layout com menu; numeração reajustada. Afeta apps: não (quem já tem o aviso pode mantê-lo).</w:t>
+      </w:r>
+    </w:p>
+    <w:p>
+      <w:pPr>
+        <w:pStyle w:val="ListParagraph"/>
+        <w:numPr>
+          <w:ilvl w:val="0"/>
+          <w:numId w:val="3"/>
+        </w:numPr>
+        <w:spacing w:after="40"/>
+      </w:pPr>
+      <w:r>
+        <w:rPr>
+          <w:rFonts w:ascii="Arial" w:cs="Arial" w:eastAsia="Arial" w:hAnsi="Arial"/>
+          <w:sz w:val="22"/>
+          <w:szCs w:val="22"/>
+        </w:rPr>
+        <w:t>v2.1: anotação dos apps já no padrão. Afeta apps: não.</w:t>
+      </w:r>
+    </w:p>
+    <w:p>
+      <w:pPr>
+        <w:pStyle w:val="Heading1"/>
+        <w:pBdr>
+          <w:bottom w:val="single" w:color="0076CE" w:sz="6" w:space="2"/>
+        </w:pBdr>
+        <w:spacing w:after="120" w:before="320"/>
+      </w:pPr>
+      <w:r>
+        <w:rPr>
+          <w:rFonts w:ascii="Arial" w:cs="Arial" w:eastAsia="Arial" w:hAnsi="Arial"/>
+          <w:b/>
+          <w:bCs/>
+          <w:color w:val="041273"/>
+          <w:sz w:val="26"/>
+          <w:szCs w:val="26"/>
+        </w:rPr>
         <w:t>ENDEREÇOS OFICIAIS (referência)</w:t>
       </w:r>
     </w:p>
@@ -5299,7 +5960,25 @@
           <w:sz w:val="22"/>
           <w:szCs w:val="22"/>
         </w:rPr>
-        <w:t>As cópias com a versão no nome (ex.: fenix-core-v3.7.js) são só histórico: não as use como referência nem aponte apps para elas.</w:t>
+        <w:t>Regras do Firestore (proposta, arquivo-base): https://fenicris-dev.github.io/Fenix-Core/firestore.rules (raiz do repositório)</w:t>
+      </w:r>
+    </w:p>
+    <w:p>
+      <w:pPr>
+        <w:pStyle w:val="ListParagraph"/>
+        <w:numPr>
+          <w:ilvl w:val="0"/>
+          <w:numId w:val="3"/>
+        </w:numPr>
+        <w:spacing w:after="40"/>
+      </w:pPr>
+      <w:r>
+        <w:rPr>
+          <w:rFonts w:ascii="Arial" w:cs="Arial" w:eastAsia="Arial" w:hAnsi="Arial"/>
+          <w:sz w:val="22"/>
+          <w:szCs w:val="22"/>
+        </w:rPr>
+        <w:t>As cópias com a versão no nome (ex.: fenix-core-v3.9.js) são só histórico: não as use como referência nem aponte apps para elas.</w:t>
       </w:r>
     </w:p>
     <w:p>

--- a/DOC/fenix-livro-das-regras.docx
+++ b/DOC/fenix-livro-das-regras.docx
@@ -29,7 +29,7 @@
           <w:sz w:val="24"/>
           <w:szCs w:val="24"/>
         </w:rPr>
-        <w:t>Padrões de desenvolvimento (v3.9)</w:t>
+        <w:t>Padrões de desenvolvimento (v4.0)</w:t>
       </w:r>
     </w:p>
     <w:p>
@@ -1214,7 +1214,7 @@
           <w:szCs w:val="22"/>
           <w:shd w:fill="EEF1FA" w:val="clear"/>
         </w:rPr>
-        <w:t>fenix-core-v3.9.js</w:t>
+        <w:t>fenix-core-v4.0.js</w:t>
       </w:r>
       <w:r>
         <w:rPr>
@@ -1248,7 +1248,7 @@
           <w:szCs w:val="22"/>
           <w:shd w:fill="EEF1FA" w:val="clear"/>
         </w:rPr>
-        <w:t>fenix-termos-de-uso-v3.9.html</w:t>
+        <w:t>fenix-termos-de-uso-v4.0.html</w:t>
       </w:r>
       <w:r>
         <w:rPr>
@@ -1265,7 +1265,7 @@
           <w:szCs w:val="22"/>
           <w:shd w:fill="EEF1FA" w:val="clear"/>
         </w:rPr>
-        <w:t>fenix-livro-das-regras-v3.9.docx</w:t>
+        <w:t>fenix-livro-das-regras-v4.0.docx</w:t>
       </w:r>
       <w:r>
         <w:rPr>
@@ -1367,7 +1367,7 @@
           <w:szCs w:val="22"/>
           <w:shd w:fill="EEF1FA" w:val="clear"/>
         </w:rPr>
-        <w:t>index-v3.9.html</w:t>
+        <w:t>index-v4.0.html</w:t>
       </w:r>
       <w:r>
         <w:rPr>
@@ -2247,7 +2247,7 @@
           <w:szCs w:val="22"/>
           <w:shd w:fill="EEF1FA" w:val="clear"/>
         </w:rPr>
-        <w:t xml:space="preserve">Fênix-Logo-Silver.png</w:t>
+        <w:t xml:space="preserve">Fenix_Logo_Silver.png</w:t>
       </w:r>
       <w:r>
         <w:rPr>
@@ -2264,7 +2264,7 @@
           <w:szCs w:val="22"/>
           <w:shd w:fill="EEF1FA" w:val="clear"/>
         </w:rPr>
-        <w:t xml:space="preserve">Fênix-Logo-Gray.png</w:t>
+        <w:t xml:space="preserve">Fenix_Logo_Gray.png</w:t>
       </w:r>
       <w:r>
         <w:rPr>
@@ -2760,7 +2760,7 @@
           <w:szCs w:val="22"/>
           <w:shd w:fill="EEF1FA" w:val="clear"/>
         </w:rPr>
-        <w:t>fenix-template-login-v4.0.html</w:t>
+        <w:t>fenix-template-login-v4.1.html</w:t>
       </w:r>
       <w:r>
         <w:rPr>
@@ -2898,7 +2898,7 @@
           <w:szCs w:val="22"/>
           <w:shd w:fill="EEF1FA" w:val="clear"/>
         </w:rPr>
-        <w:t>fenix-termos-de-uso-v3.9.html</w:t>
+        <w:t>fenix-termos-de-uso-v4.0.html</w:t>
       </w:r>
       <w:r>
         <w:rPr>
@@ -2980,7 +2980,7 @@
           <w:sz w:val="22"/>
           <w:szCs w:val="22"/>
         </w:rPr>
-        <w:t xml:space="preserve"> de primeiro acesso e não cria outro layout. Endereço oficial: https://fenicris-dev.github.io/Fenix-Core/fenix-template-onboarding.html (a versão fica dentro do arquivo; a cópia com a versão no nome, ex.: fenix-template-onboarding-v3.9.html, serve só de histórico). O app define </w:t>
+        <w:t xml:space="preserve"> de primeiro acesso e não cria outro layout. Endereço oficial: https://fenicris-dev.github.io/Fenix-Core/fenix-template-onboarding.html (a versão fica dentro do arquivo; a cópia com a versão no nome, ex.: fenix-template-onboarding-v4.0.html, serve só de histórico). O app define </w:t>
       </w:r>
       <w:r>
         <w:rPr>
@@ -3695,7 +3695,7 @@
           <w:sz w:val="22"/>
           <w:szCs w:val="22"/>
         </w:rPr>
-        <w:t xml:space="preserve">Máscara automática: todo campo de CPF, CNPJ, CEP, telefone, moeda, percentual, data, hora, placa, IP, MAC ou número se formata sozinho enquanto o usuário digita. No HTML, marque o campo com </w:t>
+        <w:t xml:space="preserve">Máscara automática: todo campo de CPF, CNPJ, CEP, telefone, moeda, percentual, data, hora, placa, IP, MAC, número, inscrição estadual, RG ou UF se formata sozinho enquanto o usuário digita. No HTML, marque o campo com </w:t>
       </w:r>
       <w:r>
         <w:rPr>
@@ -3933,6 +3933,57 @@
           <w:sz w:val="22"/>
           <w:szCs w:val="22"/>
         </w:rPr>
+        <w:t xml:space="preserve">, </w:t>
+      </w:r>
+      <w:r>
+        <w:rPr>
+          <w:rFonts w:ascii="Courier New" w:cs="Courier New" w:eastAsia="Courier New" w:hAnsi="Courier New"/>
+          <w:sz w:val="22"/>
+          <w:szCs w:val="22"/>
+          <w:shd w:fill="EEF1FA" w:val="clear"/>
+        </w:rPr>
+        <w:t xml:space="preserve">ie</w:t>
+      </w:r>
+      <w:r>
+        <w:rPr>
+          <w:rFonts w:ascii="Arial" w:cs="Arial" w:eastAsia="Arial" w:hAnsi="Arial"/>
+          <w:sz w:val="22"/>
+          <w:szCs w:val="22"/>
+        </w:rPr>
+        <w:t xml:space="preserve">, </w:t>
+      </w:r>
+      <w:r>
+        <w:rPr>
+          <w:rFonts w:ascii="Courier New" w:cs="Courier New" w:eastAsia="Courier New" w:hAnsi="Courier New"/>
+          <w:sz w:val="22"/>
+          <w:szCs w:val="22"/>
+          <w:shd w:fill="EEF1FA" w:val="clear"/>
+        </w:rPr>
+        <w:t xml:space="preserve">rg</w:t>
+      </w:r>
+      <w:r>
+        <w:rPr>
+          <w:rFonts w:ascii="Arial" w:cs="Arial" w:eastAsia="Arial" w:hAnsi="Arial"/>
+          <w:sz w:val="22"/>
+          <w:szCs w:val="22"/>
+        </w:rPr>
+        <w:t xml:space="preserve">, </w:t>
+      </w:r>
+      <w:r>
+        <w:rPr>
+          <w:rFonts w:ascii="Courier New" w:cs="Courier New" w:eastAsia="Courier New" w:hAnsi="Courier New"/>
+          <w:sz w:val="22"/>
+          <w:szCs w:val="22"/>
+          <w:shd w:fill="EEF1FA" w:val="clear"/>
+        </w:rPr>
+        <w:t xml:space="preserve">uf</w:t>
+      </w:r>
+      <w:r>
+        <w:rPr>
+          <w:rFonts w:ascii="Arial" w:cs="Arial" w:eastAsia="Arial" w:hAnsi="Arial"/>
+          <w:sz w:val="22"/>
+          <w:szCs w:val="22"/>
+        </w:rPr>
         <w:t xml:space="preserve">) e chame uma vez </w:t>
       </w:r>
       <w:r>
@@ -3950,7 +4001,41 @@
           <w:sz w:val="22"/>
           <w:szCs w:val="22"/>
         </w:rPr>
-        <w:t xml:space="preserve"> depois do carregamento do core. Nunca escreva máscara própria.</w:t>
+        <w:t xml:space="preserve"> depois do carregamento do core. Na inscrição estadual (</w:t>
+      </w:r>
+      <w:r>
+        <w:rPr>
+          <w:rFonts w:ascii="Courier New" w:cs="Courier New" w:eastAsia="Courier New" w:hAnsi="Courier New"/>
+          <w:sz w:val="22"/>
+          <w:szCs w:val="22"/>
+          <w:shd w:fill="EEF1FA" w:val="clear"/>
+        </w:rPr>
+        <w:t xml:space="preserve">ie</w:t>
+      </w:r>
+      <w:r>
+        <w:rPr>
+          <w:rFonts w:ascii="Arial" w:cs="Arial" w:eastAsia="Arial" w:hAnsi="Arial"/>
+          <w:sz w:val="22"/>
+          <w:szCs w:val="22"/>
+        </w:rPr>
+        <w:t xml:space="preserve">), informe a UF em </w:t>
+      </w:r>
+      <w:r>
+        <w:rPr>
+          <w:rFonts w:ascii="Courier New" w:cs="Courier New" w:eastAsia="Courier New" w:hAnsi="Courier New"/>
+          <w:sz w:val="22"/>
+          <w:szCs w:val="22"/>
+          <w:shd w:fill="EEF1FA" w:val="clear"/>
+        </w:rPr>
+        <w:t xml:space="preserve">data-mask-uf="SE"</w:t>
+      </w:r>
+      <w:r>
+        <w:rPr>
+          <w:rFonts w:ascii="Arial" w:cs="Arial" w:eastAsia="Arial" w:hAnsi="Arial"/>
+          <w:sz w:val="22"/>
+          <w:szCs w:val="22"/>
+        </w:rPr>
+        <w:t xml:space="preserve"> (SE, BA e SP têm formato próprio). Nunca escreva máscara própria.</w:t>
       </w:r>
     </w:p>
     <w:p>
@@ -4068,7 +4153,7 @@
           <w:sz w:val="22"/>
           <w:szCs w:val="22"/>
         </w:rPr>
-        <w:t xml:space="preserve">): os dígitos entram pelos centavos e os pontos dos milhares aparecem sozinhos: 1 vira R$ 0,01, 10 vira R$ 0,10, 100 vira R$ 1,00, 1000 vira R$ 10,00 e 123456 vira R$ 1.234,56. Para guardar, use </w:t>
+        <w:t xml:space="preserve">): o campo acrescenta sozinho a vírgula e os pontos dos milhares. Sem zero na frente: 1 dígito fica R$ 1, 2 viram R$ 1,0, 3 viram R$ 1,00, 4 viram R$ 10,00, 5 viram R$ 100,00 e 6 viram R$ 1.000,00. Começando com zero, aí vêm os decimais: 01 vira R$ 0,1 e 010 vira R$ 0,10. Para guardar, use </w:t>
       </w:r>
       <w:r>
         <w:rPr>
@@ -4207,7 +4292,7 @@
           <w:sz w:val="22"/>
           <w:szCs w:val="22"/>
         </w:rPr>
-        <w:t xml:space="preserve"> (regra 38): os dígitos entram pelos centavos.</w:t>
+        <w:t xml:space="preserve"> (regra 38): o campo acrescenta sozinho a vírgula e os pontos (regra 38).</w:t>
       </w:r>
     </w:p>
     <w:p>
@@ -4702,7 +4787,7 @@
           <w:sz w:val="22"/>
           <w:szCs w:val="22"/>
         </w:rPr>
-        <w:t xml:space="preserve"> da biblioteca (endereço em Endereços oficiais), que traz as regras das coleções do Fênix Core (empresas, equipe, convites, vínculo usuário e empresa, catálogos por empresa e base compartilhada): ajuste só o que o app criar de coleção própria e entregue o arquivo pronto, nas duas cópias (regra 11). Enquanto eu não confirmar que ele bate com o que está publicado no console, é proposta: avise para eu comparar antes de publicar.</w:t>
+        <w:t xml:space="preserve"> da biblioteca (endereço em Endereços oficiais): ele reproduz as regras publicadas no console e traz os reforços marcados com [v4.0] no próprio arquivo (empresas, equipe, convites, vínculo usuário e empresa, catálogos por empresa, base compartilhada e dados pessoais por usuário). Ajuste só o que o app criar de coleção própria e entregue o arquivo pronto, nas duas cópias (regra 11). Ao mudar o que o core grava, publique primeiro o core e só depois as regras no console, e teste no Playground de regras antes (roteiro no Guia). Depois que eu publicar as regras, avise para eu tomar o arquivo como o publicado.</w:t>
       </w:r>
     </w:p>
     <w:p>
@@ -5400,6 +5485,24 @@
           <w:sz w:val="22"/>
           <w:szCs w:val="22"/>
         </w:rPr>
+        <w:t>v4.0: (1) Moeda no padrão que você definiu: sem zero na frente, 1 dígito fica R$ 1, 2 viram R$ 1,0, 3 viram R$ 1,00, 4 viram R$ 10,00 e 6 viram R$ 1.000,00; começando com zero, aí vêm os decimais (01 vira R$ 0,1 e 010 vira R$ 0,10). (2) Novos tipos de máscara: ie (inscrição estadual, com a UF em data-mask-uf), rg e uf. (3) Todos os logos passam a ter nome com sublinhado, no padrão Fenix_Logo_Azul.png: os auxiliares viram Fenix_Logo_Silver.png e Fenix_Logo_Gray.png (regra 17 e Endereços oficiais). (4) firestore.rules agora parte das regras publicadas no console e traz reforços: fecha a criação de vínculo com qualquer empresa, a alteração livre de convites e a leitura da base de CPF e CNPJ por qualquer usuário logado; o core v4.0 grava o conviteToken no registro do técnico e recusa convite cancelado. Ordem para publicar: primeiro o core, depois as regras no console (regra 46). Livro, guia, core, regras do Firestore, templates e documentos legais sobem juntos para a 4.0 (regra 7). Afeta apps: SIM. Cada app usa as máscaras novas e a moeda nova na próxima alteração dele, e troca para os logos com o nome novo, se usar os auxiliares.</w:t>
+      </w:r>
+    </w:p>
+    <w:p>
+      <w:pPr>
+        <w:pStyle w:val="ListParagraph"/>
+        <w:numPr>
+          <w:ilvl w:val="0"/>
+          <w:numId w:val="3"/>
+        </w:numPr>
+        <w:spacing w:after="40"/>
+      </w:pPr>
+      <w:r>
+        <w:rPr>
+          <w:rFonts w:ascii="Arial" w:cs="Arial" w:eastAsia="Arial" w:hAnsi="Arial"/>
+          <w:sz w:val="22"/>
+          <w:szCs w:val="22"/>
+        </w:rPr>
         <w:t>v3.9: máscaras automáticas em todo app: o campo se formata sozinho enquanto o usuário digita, sem eu precisar pedir. Novo FenixCore.mascaras no core, ligado por data-mask e FenixCore.mascaras.auto(): CPF e CNPJ no mesmo campo (até 11 dígitos é CPF, passou de 11 vira CNPJ), moeda pelos centavos (1000 vira R$ 10,00), telefone fixo e celular, CEP, data, hora, placa, IP, MAC, percentual e número (regras 38 a 40). O Painel ganha o teste automático das máscaras e um grupo para digitar e conferir na tela. Livro, guia, core, regras do Firestore, templates e documentos legais sobem juntos para a 3.9 (regra 7). Afeta apps: SIM. Cada app troca as máscaras próprias por FenixCore.mascaras na próxima alteração dele.</w:t>
       </w:r>
     </w:p>
@@ -5870,7 +5973,7 @@
           <w:sz w:val="22"/>
           <w:szCs w:val="22"/>
         </w:rPr>
-        <w:t>Logos (URL base + Logo/): Fenix_Logo_Azul.png (oficial), Fenix_Logo_Azul_320.png, Fenix_Logo_Azul_640.png, Fenix_Logo_Branca.png (segunda opção), Fenix_Logo_Branca_320.png, Fenix_Logo_Branca_640.png; auxiliares: Fenix_Logo_Black.png, Fênix-Logo-Silver.png, Fênix-Logo-Gray.png (o ê faz parte do nome desses dois arquivos; em endereço escreve-se %C3%AA)</w:t>
+        <w:t>Logos (URL base + Logo/): Fenix_Logo_Azul.png (oficial), Fenix_Logo_Azul_320.png, Fenix_Logo_Azul_640.png, Fenix_Logo_Branca.png (segunda opção), Fenix_Logo_Branca_320.png, Fenix_Logo_Branca_640.png; auxiliares: Fenix_Logo_Black.png, Fenix_Logo_Silver.png, Fenix_Logo_Gray.png (todos os logos têm nome com sublinhado, no padrão Fenix_Logo_Azul.png)</w:t>
       </w:r>
     </w:p>
     <w:p>
@@ -5978,7 +6081,7 @@
           <w:sz w:val="22"/>
           <w:szCs w:val="22"/>
         </w:rPr>
-        <w:t>As cópias com a versão no nome (ex.: fenix-core-v3.9.js) são só histórico: não as use como referência nem aponte apps para elas.</w:t>
+        <w:t>As cópias com a versão no nome (ex.: fenix-core-v4.0.js) são só histórico: não as use como referência nem aponte apps para elas.</w:t>
       </w:r>
     </w:p>
     <w:p>
